--- a/competition/2_2026第31屆大專校院資訊應用服務創新競賽/編輯/附件1-1：系統概述文件_編輯.docx
+++ b/competition/2_2026第31屆大專校院資訊應用服務創新競賽/編輯/附件1-1：系統概述文件_編輯.docx
@@ -213,7 +213,7 @@
         <w:ind w:leftChars="236" w:left="566" w:firstLine="482"/>
         <w:jc w:val="both"/>
         <w:rPr>
-          <w:rFonts w:asciiTheme="majorEastAsia" w:eastAsiaTheme="majorEastAsia" w:hAnsiTheme="majorEastAsia" w:hint="eastAsia"/>
+          <w:rFonts w:asciiTheme="majorEastAsia" w:eastAsiaTheme="majorEastAsia" w:hAnsiTheme="majorEastAsia"/>
           <w:bCs/>
           <w:sz w:val="28"/>
         </w:rPr>
@@ -253,7 +253,7 @@
         <w:ind w:leftChars="236" w:left="566" w:firstLine="482"/>
         <w:jc w:val="both"/>
         <w:rPr>
-          <w:rFonts w:asciiTheme="majorEastAsia" w:eastAsiaTheme="majorEastAsia" w:hAnsiTheme="majorEastAsia" w:hint="eastAsia"/>
+          <w:rFonts w:asciiTheme="majorEastAsia" w:eastAsiaTheme="majorEastAsia" w:hAnsiTheme="majorEastAsia"/>
           <w:bCs/>
           <w:sz w:val="28"/>
         </w:rPr>
@@ -288,23 +288,7 @@
           <w:bCs/>
           <w:sz w:val="28"/>
         </w:rPr>
-        <w:t>據此，</w:t>
-      </w:r>
-      <w:r>
-        <w:rPr>
-          <w:rFonts w:asciiTheme="majorEastAsia" w:eastAsiaTheme="majorEastAsia" w:hAnsiTheme="majorEastAsia" w:hint="eastAsia"/>
-          <w:bCs/>
-          <w:sz w:val="28"/>
-        </w:rPr>
-        <w:t>本</w:t>
-      </w:r>
-      <w:r>
-        <w:rPr>
-          <w:rFonts w:asciiTheme="majorEastAsia" w:eastAsiaTheme="majorEastAsia" w:hAnsiTheme="majorEastAsia" w:hint="eastAsia"/>
-          <w:bCs/>
-          <w:sz w:val="28"/>
-        </w:rPr>
-        <w:t>系統「</w:t>
+        <w:t>據此，本系統「</w:t>
       </w:r>
       <w:proofErr w:type="spellStart"/>
       <w:r>
@@ -322,7 +306,7 @@
           <w:bCs/>
           <w:sz w:val="28"/>
         </w:rPr>
-        <w:t>」以跨平台行動應用程式結合自行研製之物聯網智慧書櫃，建構安全、透明且全天候運作之非同步交易流程，讓知識資產得以持續傳遞。</w:t>
+        <w:t>」以支援iPhone、Android、iPad與Mac之跨平台應用程式，結合自行研製之物聯網智慧書櫃，建構安全、透明且全天候運作之非同步交易流程，讓知識資產得以持續傳遞。</w:t>
       </w:r>
     </w:p>
     <w:p>
@@ -335,7 +319,7 @@
         <w:ind w:leftChars="236" w:left="566" w:firstLine="482"/>
         <w:jc w:val="both"/>
         <w:rPr>
-          <w:rFonts w:asciiTheme="majorEastAsia" w:eastAsiaTheme="majorEastAsia" w:hAnsiTheme="majorEastAsia" w:hint="eastAsia"/>
+          <w:rFonts w:asciiTheme="majorEastAsia" w:eastAsiaTheme="majorEastAsia" w:hAnsiTheme="majorEastAsia"/>
           <w:bCs/>
           <w:sz w:val="28"/>
         </w:rPr>
@@ -383,7 +367,7 @@
         <w:ind w:leftChars="0" w:left="993"/>
         <w:jc w:val="both"/>
         <w:rPr>
-          <w:rFonts w:asciiTheme="majorEastAsia" w:eastAsiaTheme="majorEastAsia" w:hAnsiTheme="majorEastAsia" w:hint="eastAsia"/>
+          <w:rFonts w:asciiTheme="majorEastAsia" w:eastAsiaTheme="majorEastAsia" w:hAnsiTheme="majorEastAsia"/>
           <w:bCs/>
           <w:sz w:val="28"/>
         </w:rPr>
@@ -407,18 +391,18 @@
         <w:ind w:leftChars="0" w:left="1202" w:firstLine="482"/>
         <w:jc w:val="both"/>
         <w:rPr>
-          <w:rFonts w:asciiTheme="majorEastAsia" w:eastAsiaTheme="majorEastAsia" w:hAnsiTheme="majorEastAsia" w:hint="eastAsia"/>
-          <w:bCs/>
-          <w:sz w:val="28"/>
-        </w:rPr>
-      </w:pPr>
-      <w:r>
-        <w:rPr>
-          <w:rFonts w:asciiTheme="majorEastAsia" w:eastAsiaTheme="majorEastAsia" w:hAnsiTheme="majorEastAsia" w:hint="eastAsia"/>
-          <w:bCs/>
-          <w:sz w:val="28"/>
-        </w:rPr>
-        <w:t>本系統並非單純的線上媒合平台，而是將行動應用程式、雲端後台與自製實體書櫃串接為完整鏈路，形成「線上瀏覽書況、線上下單、掃碼存書、掃碼取書、驗收確認、款項撥付」的閉環式交易體驗。</w:t>
+          <w:rFonts w:asciiTheme="majorEastAsia" w:eastAsiaTheme="majorEastAsia" w:hAnsiTheme="majorEastAsia"/>
+          <w:bCs/>
+          <w:sz w:val="28"/>
+        </w:rPr>
+      </w:pPr>
+      <w:r>
+        <w:rPr>
+          <w:rFonts w:asciiTheme="majorEastAsia" w:eastAsiaTheme="majorEastAsia" w:hAnsiTheme="majorEastAsia" w:hint="eastAsia"/>
+          <w:bCs/>
+          <w:sz w:val="28"/>
+        </w:rPr>
+        <w:t>本系統並非單純的線上媒合平台，而是將行動應用程式、雲端後台與自製實體書櫃串接為完整鏈路，形成「線上瀏覽書況、線上下單、掃碼存書、掃碼取書、確認取書、款項撥付」的閉環式交易體驗。</w:t>
       </w:r>
     </w:p>
     <w:p>
@@ -435,7 +419,7 @@
         <w:ind w:leftChars="0" w:left="993"/>
         <w:jc w:val="both"/>
         <w:rPr>
-          <w:rFonts w:asciiTheme="majorEastAsia" w:eastAsiaTheme="majorEastAsia" w:hAnsiTheme="majorEastAsia" w:hint="eastAsia"/>
+          <w:rFonts w:asciiTheme="majorEastAsia" w:eastAsiaTheme="majorEastAsia" w:hAnsiTheme="majorEastAsia"/>
           <w:bCs/>
           <w:sz w:val="28"/>
         </w:rPr>
@@ -459,18 +443,18 @@
         <w:ind w:leftChars="0" w:left="1202" w:firstLine="482"/>
         <w:jc w:val="both"/>
         <w:rPr>
-          <w:rFonts w:asciiTheme="majorEastAsia" w:eastAsiaTheme="majorEastAsia" w:hAnsiTheme="majorEastAsia" w:hint="eastAsia"/>
-          <w:bCs/>
-          <w:sz w:val="28"/>
-        </w:rPr>
-      </w:pPr>
-      <w:r>
-        <w:rPr>
-          <w:rFonts w:asciiTheme="majorEastAsia" w:eastAsiaTheme="majorEastAsia" w:hAnsiTheme="majorEastAsia" w:hint="eastAsia"/>
-          <w:bCs/>
-          <w:sz w:val="28"/>
-        </w:rPr>
-        <w:t>賣家掃描書籍ISBN條碼後，系統即透過RESTful API串接Google Books與Open Library書目資料庫，自動帶入書名、作者與出版社等欄位，將原本繁瑣的手動輸入簡化為數秒鐘的掃描動作。</w:t>
+          <w:rFonts w:asciiTheme="majorEastAsia" w:eastAsiaTheme="majorEastAsia" w:hAnsiTheme="majorEastAsia"/>
+          <w:bCs/>
+          <w:sz w:val="28"/>
+        </w:rPr>
+      </w:pPr>
+      <w:r>
+        <w:rPr>
+          <w:rFonts w:asciiTheme="majorEastAsia" w:eastAsiaTheme="majorEastAsia" w:hAnsiTheme="majorEastAsia" w:hint="eastAsia"/>
+          <w:bCs/>
+          <w:sz w:val="28"/>
+        </w:rPr>
+        <w:t>賣家掃描書籍ISBN條碼後，系統即透過RESTful API串接Google Books書目資料庫，自動帶入書名、作者與出版社等欄位，並自動保存未完成的上架草稿，將原本繁瑣的手動輸入簡化為數秒鐘的掃描動作。</w:t>
       </w:r>
     </w:p>
     <w:p>
@@ -487,7 +471,7 @@
         <w:ind w:leftChars="0" w:left="993"/>
         <w:jc w:val="both"/>
         <w:rPr>
-          <w:rFonts w:asciiTheme="majorEastAsia" w:eastAsiaTheme="majorEastAsia" w:hAnsiTheme="majorEastAsia" w:hint="eastAsia"/>
+          <w:rFonts w:asciiTheme="majorEastAsia" w:eastAsiaTheme="majorEastAsia" w:hAnsiTheme="majorEastAsia"/>
           <w:bCs/>
           <w:sz w:val="28"/>
         </w:rPr>
@@ -511,7 +495,7 @@
         <w:ind w:leftChars="0" w:left="1202" w:firstLine="482"/>
         <w:jc w:val="both"/>
         <w:rPr>
-          <w:rFonts w:asciiTheme="majorEastAsia" w:eastAsiaTheme="majorEastAsia" w:hAnsiTheme="majorEastAsia" w:hint="eastAsia"/>
+          <w:rFonts w:asciiTheme="majorEastAsia" w:eastAsiaTheme="majorEastAsia" w:hAnsiTheme="majorEastAsia"/>
           <w:bCs/>
           <w:sz w:val="28"/>
         </w:rPr>
@@ -540,7 +524,7 @@
         <w:ind w:leftChars="0" w:left="992" w:hanging="357"/>
         <w:jc w:val="both"/>
         <w:rPr>
-          <w:rFonts w:asciiTheme="majorEastAsia" w:eastAsiaTheme="majorEastAsia" w:hAnsiTheme="majorEastAsia" w:hint="eastAsia"/>
+          <w:rFonts w:asciiTheme="majorEastAsia" w:eastAsiaTheme="majorEastAsia" w:hAnsiTheme="majorEastAsia"/>
           <w:bCs/>
           <w:sz w:val="28"/>
         </w:rPr>
@@ -565,18 +549,18 @@
         <w:ind w:leftChars="0" w:left="1202" w:firstLine="482"/>
         <w:jc w:val="both"/>
         <w:rPr>
-          <w:rFonts w:asciiTheme="majorEastAsia" w:eastAsiaTheme="majorEastAsia" w:hAnsiTheme="majorEastAsia" w:hint="eastAsia"/>
-          <w:bCs/>
-          <w:sz w:val="28"/>
-        </w:rPr>
-      </w:pPr>
-      <w:r>
-        <w:rPr>
-          <w:rFonts w:asciiTheme="majorEastAsia" w:eastAsiaTheme="majorEastAsia" w:hAnsiTheme="majorEastAsia" w:hint="eastAsia"/>
-          <w:bCs/>
-          <w:sz w:val="28"/>
-        </w:rPr>
-        <w:t>賣家上架時須拍攝實體書況照片，買家於開櫃當下即可核對書況；若與商品描述不符，可立即於App內提出異議，系統隨即凍結款項並轉入人工仲裁，降低網路二手交易常見的圖文不符糾紛。</w:t>
+          <w:rFonts w:asciiTheme="majorEastAsia" w:eastAsiaTheme="majorEastAsia" w:hAnsiTheme="majorEastAsia"/>
+          <w:bCs/>
+          <w:sz w:val="28"/>
+        </w:rPr>
+      </w:pPr>
+      <w:r>
+        <w:rPr>
+          <w:rFonts w:asciiTheme="majorEastAsia" w:eastAsiaTheme="majorEastAsia" w:hAnsiTheme="majorEastAsia" w:hint="eastAsia"/>
+          <w:bCs/>
+          <w:sz w:val="28"/>
+        </w:rPr>
+        <w:t>賣家上架時須拍攝實體書況照片並標示書況等級；買家取書後若發現與商品描述不符，可於App內附上佐證照片提出申訴，系統隨即凍結撥款並轉入人工仲裁，降低網路二手交易常見的圖文不符糾紛。</w:t>
       </w:r>
     </w:p>
     <w:p>
@@ -593,18 +577,18 @@
         <w:ind w:leftChars="0" w:left="993"/>
         <w:jc w:val="both"/>
         <w:rPr>
-          <w:rFonts w:asciiTheme="majorEastAsia" w:eastAsiaTheme="majorEastAsia" w:hAnsiTheme="majorEastAsia" w:hint="eastAsia"/>
-          <w:bCs/>
-          <w:sz w:val="28"/>
-        </w:rPr>
-      </w:pPr>
-      <w:r>
-        <w:rPr>
-          <w:rFonts w:asciiTheme="majorEastAsia" w:eastAsiaTheme="majorEastAsia" w:hAnsiTheme="majorEastAsia" w:hint="eastAsia"/>
-          <w:bCs/>
-          <w:sz w:val="28"/>
-        </w:rPr>
-        <w:t>款項託管與時限管控</w:t>
+          <w:rFonts w:asciiTheme="majorEastAsia" w:eastAsiaTheme="majorEastAsia" w:hAnsiTheme="majorEastAsia"/>
+          <w:bCs/>
+          <w:sz w:val="28"/>
+        </w:rPr>
+      </w:pPr>
+      <w:r>
+        <w:rPr>
+          <w:rFonts w:asciiTheme="majorEastAsia" w:eastAsiaTheme="majorEastAsia" w:hAnsiTheme="majorEastAsia" w:hint="eastAsia"/>
+          <w:bCs/>
+          <w:sz w:val="28"/>
+        </w:rPr>
+        <w:t>款項託管與多重驗證</w:t>
       </w:r>
     </w:p>
     <w:p>
@@ -617,18 +601,50 @@
         <w:ind w:leftChars="0" w:left="1202" w:firstLine="482"/>
         <w:jc w:val="both"/>
         <w:rPr>
-          <w:rFonts w:asciiTheme="majorEastAsia" w:eastAsiaTheme="majorEastAsia" w:hAnsiTheme="majorEastAsia" w:hint="eastAsia"/>
-          <w:bCs/>
-          <w:sz w:val="28"/>
-        </w:rPr>
-      </w:pPr>
-      <w:r>
-        <w:rPr>
-          <w:rFonts w:asciiTheme="majorEastAsia" w:eastAsiaTheme="majorEastAsia" w:hAnsiTheme="majorEastAsia" w:hint="eastAsia"/>
-          <w:bCs/>
-          <w:sz w:val="28"/>
-        </w:rPr>
-        <w:t>買家付款後款項先由平台錢包託管，賣家須於7日內完成存書、買家須於7日內完成取書，逾期則自動取消訂單並退款；買家取書後3日內未提出異議，系統視同確認並自動撥款予賣家，兼顧交易效率與雙方權益。</w:t>
+          <w:rFonts w:asciiTheme="majorEastAsia" w:eastAsiaTheme="majorEastAsia" w:hAnsiTheme="majorEastAsia"/>
+          <w:bCs/>
+          <w:sz w:val="28"/>
+        </w:rPr>
+      </w:pPr>
+      <w:r>
+        <w:rPr>
+          <w:rFonts w:asciiTheme="majorEastAsia" w:eastAsiaTheme="majorEastAsia" w:hAnsiTheme="majorEastAsia" w:hint="eastAsia"/>
+          <w:bCs/>
+          <w:sz w:val="28"/>
+        </w:rPr>
+        <w:t>買家付款後款項先由平台錢包託管，待買家確認取書後才撥入賣家錢包；付款、轉帳等金流操作皆須輸入六位數交易密碼或通過Face</w:t>
+      </w:r>
+      <w:r>
+        <w:rPr>
+          <w:rFonts w:asciiTheme="majorEastAsia" w:eastAsiaTheme="majorEastAsia" w:hAnsiTheme="majorEastAsia" w:hint="eastAsia"/>
+          <w:bCs/>
+          <w:sz w:val="28"/>
+        </w:rPr>
+        <w:t xml:space="preserve"> </w:t>
+      </w:r>
+      <w:r>
+        <w:rPr>
+          <w:rFonts w:asciiTheme="majorEastAsia" w:eastAsiaTheme="majorEastAsia" w:hAnsiTheme="majorEastAsia" w:hint="eastAsia"/>
+          <w:bCs/>
+          <w:sz w:val="28"/>
+        </w:rPr>
+        <w:t>ID</w:t>
+      </w:r>
+      <w:r>
+        <w:rPr>
+          <w:rFonts w:asciiTheme="majorEastAsia" w:eastAsiaTheme="majorEastAsia" w:hAnsiTheme="majorEastAsia" w:hint="eastAsia"/>
+          <w:bCs/>
+          <w:sz w:val="28"/>
+        </w:rPr>
+        <w:t>/</w:t>
+      </w:r>
+      <w:r>
+        <w:rPr>
+          <w:rFonts w:asciiTheme="majorEastAsia" w:eastAsiaTheme="majorEastAsia" w:hAnsiTheme="majorEastAsia" w:hint="eastAsia"/>
+          <w:bCs/>
+          <w:sz w:val="28"/>
+        </w:rPr>
+        <w:t>指紋驗證，並可查看與遠端登出登入裝置，兼顧交易便利與帳戶安全。</w:t>
       </w:r>
     </w:p>
     <w:p>
@@ -645,18 +661,18 @@
         <w:ind w:leftChars="0" w:left="993"/>
         <w:jc w:val="both"/>
         <w:rPr>
-          <w:rFonts w:asciiTheme="majorEastAsia" w:eastAsiaTheme="majorEastAsia" w:hAnsiTheme="majorEastAsia" w:hint="eastAsia"/>
-          <w:bCs/>
-          <w:sz w:val="28"/>
-        </w:rPr>
-      </w:pPr>
-      <w:r>
-        <w:rPr>
-          <w:rFonts w:asciiTheme="majorEastAsia" w:eastAsiaTheme="majorEastAsia" w:hAnsiTheme="majorEastAsia" w:hint="eastAsia"/>
-          <w:bCs/>
-          <w:sz w:val="28"/>
-        </w:rPr>
-        <w:t>遊戲化經營與社群擴散</w:t>
+          <w:rFonts w:asciiTheme="majorEastAsia" w:eastAsiaTheme="majorEastAsia" w:hAnsiTheme="majorEastAsia"/>
+          <w:bCs/>
+          <w:sz w:val="28"/>
+        </w:rPr>
+      </w:pPr>
+      <w:r>
+        <w:rPr>
+          <w:rFonts w:asciiTheme="majorEastAsia" w:eastAsiaTheme="majorEastAsia" w:hAnsiTheme="majorEastAsia" w:hint="eastAsia"/>
+          <w:bCs/>
+          <w:sz w:val="28"/>
+        </w:rPr>
+        <w:t>類LINE之即時通訊與社群互動</w:t>
       </w:r>
     </w:p>
     <w:p>
@@ -680,7 +696,7 @@
           <w:bCs/>
           <w:sz w:val="28"/>
         </w:rPr>
-        <w:t>導入會員等級、成就徽章與專屬個人QR Code等機制，使用者可分享個人主頁並邀請他人加入，藉此提升平台黏著度與擴散效率。</w:t>
+        <w:t>聊天室支援圖片、語音、訊息回覆、編輯與收回，並提供群組聊天、書籍預約保留及代幣轉帳與請款；另導入會員等級與專屬個人QR Code，提升平台黏著度與擴散效率。</w:t>
       </w:r>
     </w:p>
     <w:p>
@@ -693,7 +709,7 @@
         <w:ind w:leftChars="0" w:left="1202" w:firstLine="482"/>
         <w:jc w:val="both"/>
         <w:rPr>
-          <w:rFonts w:asciiTheme="majorEastAsia" w:eastAsiaTheme="majorEastAsia" w:hAnsiTheme="majorEastAsia" w:hint="eastAsia"/>
+          <w:rFonts w:asciiTheme="majorEastAsia" w:eastAsiaTheme="majorEastAsia" w:hAnsiTheme="majorEastAsia"/>
           <w:bCs/>
           <w:sz w:val="28"/>
         </w:rPr>
@@ -741,7 +757,7 @@
         <w:ind w:leftChars="0" w:left="993"/>
         <w:jc w:val="both"/>
         <w:rPr>
-          <w:rFonts w:asciiTheme="majorEastAsia" w:eastAsiaTheme="majorEastAsia" w:hAnsiTheme="majorEastAsia" w:hint="eastAsia"/>
+          <w:rFonts w:asciiTheme="majorEastAsia" w:eastAsiaTheme="majorEastAsia" w:hAnsiTheme="majorEastAsia"/>
           <w:bCs/>
           <w:sz w:val="28"/>
         </w:rPr>
@@ -769,18 +785,18 @@
         <w:ind w:leftChars="0" w:left="1560"/>
         <w:jc w:val="both"/>
         <w:rPr>
-          <w:rFonts w:asciiTheme="majorEastAsia" w:eastAsiaTheme="majorEastAsia" w:hAnsiTheme="majorEastAsia" w:hint="eastAsia"/>
-          <w:bCs/>
-          <w:sz w:val="28"/>
-        </w:rPr>
-      </w:pPr>
-      <w:r>
-        <w:rPr>
-          <w:rFonts w:asciiTheme="majorEastAsia" w:eastAsiaTheme="majorEastAsia" w:hAnsiTheme="majorEastAsia" w:hint="eastAsia"/>
-          <w:bCs/>
-          <w:sz w:val="28"/>
-        </w:rPr>
-        <w:t>帳號管理：會員註冊、登入與登出，個人資料、密碼、通知與隱私設定之維護。</w:t>
+          <w:rFonts w:asciiTheme="majorEastAsia" w:eastAsiaTheme="majorEastAsia" w:hAnsiTheme="majorEastAsia"/>
+          <w:bCs/>
+          <w:sz w:val="28"/>
+        </w:rPr>
+      </w:pPr>
+      <w:r>
+        <w:rPr>
+          <w:rFonts w:asciiTheme="majorEastAsia" w:eastAsiaTheme="majorEastAsia" w:hAnsiTheme="majorEastAsia" w:hint="eastAsia"/>
+          <w:bCs/>
+          <w:sz w:val="28"/>
+        </w:rPr>
+        <w:t>帳號管理：會員註冊與登入，個人資料與通知設定、交易密碼與生物辨識、登入裝置管理、App權限設定及帳號刪除。</w:t>
       </w:r>
     </w:p>
     <w:p>
@@ -797,7 +813,7 @@
         <w:ind w:leftChars="0" w:left="1560"/>
         <w:jc w:val="both"/>
         <w:rPr>
-          <w:rFonts w:asciiTheme="majorEastAsia" w:eastAsiaTheme="majorEastAsia" w:hAnsiTheme="majorEastAsia" w:hint="eastAsia"/>
+          <w:rFonts w:asciiTheme="majorEastAsia" w:eastAsiaTheme="majorEastAsia" w:hAnsiTheme="majorEastAsia"/>
           <w:bCs/>
           <w:sz w:val="28"/>
         </w:rPr>
@@ -825,18 +841,18 @@
         <w:ind w:leftChars="0" w:left="1560"/>
         <w:jc w:val="both"/>
         <w:rPr>
-          <w:rFonts w:asciiTheme="majorEastAsia" w:eastAsiaTheme="majorEastAsia" w:hAnsiTheme="majorEastAsia" w:hint="eastAsia"/>
-          <w:bCs/>
-          <w:sz w:val="28"/>
-        </w:rPr>
-      </w:pPr>
-      <w:r>
-        <w:rPr>
-          <w:rFonts w:asciiTheme="majorEastAsia" w:eastAsiaTheme="majorEastAsia" w:hAnsiTheme="majorEastAsia" w:hint="eastAsia"/>
-          <w:bCs/>
-          <w:sz w:val="28"/>
-        </w:rPr>
-        <w:t>商品管理：書籍尚未被下訂前，賣家可修改內容、變更存放據點或取消販售。</w:t>
+          <w:rFonts w:asciiTheme="majorEastAsia" w:eastAsiaTheme="majorEastAsia" w:hAnsiTheme="majorEastAsia"/>
+          <w:bCs/>
+          <w:sz w:val="28"/>
+        </w:rPr>
+      </w:pPr>
+      <w:r>
+        <w:rPr>
+          <w:rFonts w:asciiTheme="majorEastAsia" w:eastAsiaTheme="majorEastAsia" w:hAnsiTheme="majorEastAsia" w:hint="eastAsia"/>
+          <w:bCs/>
+          <w:sz w:val="28"/>
+        </w:rPr>
+        <w:t>商品管理：賣家可編輯書籍內容、下架或重新上架，並查看檢舉審核結果；經判定違規之書籍不得自行重新上架。</w:t>
       </w:r>
     </w:p>
     <w:p>
@@ -853,18 +869,18 @@
         <w:ind w:leftChars="0" w:left="1560"/>
         <w:jc w:val="both"/>
         <w:rPr>
-          <w:rFonts w:asciiTheme="majorEastAsia" w:eastAsiaTheme="majorEastAsia" w:hAnsiTheme="majorEastAsia" w:hint="eastAsia"/>
-          <w:bCs/>
-          <w:sz w:val="28"/>
-        </w:rPr>
-      </w:pPr>
-      <w:r>
-        <w:rPr>
-          <w:rFonts w:asciiTheme="majorEastAsia" w:eastAsiaTheme="majorEastAsia" w:hAnsiTheme="majorEastAsia" w:hint="eastAsia"/>
-          <w:bCs/>
-          <w:sz w:val="28"/>
-        </w:rPr>
-        <w:t>選購媒合：分類瀏覽、關鍵字搜尋、收藏清單、購物車批次結帳與個人化書籍推薦。</w:t>
+          <w:rFonts w:asciiTheme="majorEastAsia" w:eastAsiaTheme="majorEastAsia" w:hAnsiTheme="majorEastAsia"/>
+          <w:bCs/>
+          <w:sz w:val="28"/>
+        </w:rPr>
+      </w:pPr>
+      <w:r>
+        <w:rPr>
+          <w:rFonts w:asciiTheme="majorEastAsia" w:eastAsiaTheme="majorEastAsia" w:hAnsiTheme="majorEastAsia" w:hint="eastAsia"/>
+          <w:bCs/>
+          <w:sz w:val="28"/>
+        </w:rPr>
+        <w:t>選購媒合：分類瀏覽、關鍵字搜尋、收藏清單、購物車批次結帳，以及依瀏覽、收藏與購買紀錄產生之個人化推薦。</w:t>
       </w:r>
     </w:p>
     <w:p>
@@ -881,7 +897,7 @@
         <w:ind w:leftChars="0" w:left="1560"/>
         <w:jc w:val="both"/>
         <w:rPr>
-          <w:rFonts w:asciiTheme="majorEastAsia" w:eastAsiaTheme="majorEastAsia" w:hAnsiTheme="majorEastAsia" w:hint="eastAsia"/>
+          <w:rFonts w:asciiTheme="majorEastAsia" w:eastAsiaTheme="majorEastAsia" w:hAnsiTheme="majorEastAsia"/>
           <w:bCs/>
           <w:sz w:val="28"/>
         </w:rPr>
@@ -909,18 +925,18 @@
         <w:ind w:leftChars="0" w:left="1560"/>
         <w:jc w:val="both"/>
         <w:rPr>
-          <w:rFonts w:asciiTheme="majorEastAsia" w:eastAsiaTheme="majorEastAsia" w:hAnsiTheme="majorEastAsia" w:hint="eastAsia"/>
-          <w:bCs/>
-          <w:sz w:val="28"/>
-        </w:rPr>
-      </w:pPr>
-      <w:r>
-        <w:rPr>
-          <w:rFonts w:asciiTheme="majorEastAsia" w:eastAsiaTheme="majorEastAsia" w:hAnsiTheme="majorEastAsia" w:hint="eastAsia"/>
-          <w:bCs/>
-          <w:sz w:val="28"/>
-        </w:rPr>
-        <w:t>訂單追蹤與推播：完整呈現訂單狀態流程，並於存書、取書與逾期等節點主動推播通知。</w:t>
+          <w:rFonts w:asciiTheme="majorEastAsia" w:eastAsiaTheme="majorEastAsia" w:hAnsiTheme="majorEastAsia"/>
+          <w:bCs/>
+          <w:sz w:val="28"/>
+        </w:rPr>
+      </w:pPr>
+      <w:r>
+        <w:rPr>
+          <w:rFonts w:asciiTheme="majorEastAsia" w:eastAsiaTheme="majorEastAsia" w:hAnsiTheme="majorEastAsia" w:hint="eastAsia"/>
+          <w:bCs/>
+          <w:sz w:val="28"/>
+        </w:rPr>
+        <w:t>訂單追蹤與推播：完整呈現購買與銷售紀錄及訂單狀態，並於訂單異動、新訊息等節點即時推播通知。</w:t>
       </w:r>
     </w:p>
     <w:p>
@@ -937,18 +953,18 @@
         <w:ind w:leftChars="0" w:left="1560"/>
         <w:jc w:val="both"/>
         <w:rPr>
-          <w:rFonts w:asciiTheme="majorEastAsia" w:eastAsiaTheme="majorEastAsia" w:hAnsiTheme="majorEastAsia" w:hint="eastAsia"/>
-          <w:bCs/>
-          <w:sz w:val="28"/>
-        </w:rPr>
-      </w:pPr>
-      <w:r>
-        <w:rPr>
-          <w:rFonts w:asciiTheme="majorEastAsia" w:eastAsiaTheme="majorEastAsia" w:hAnsiTheme="majorEastAsia" w:hint="eastAsia"/>
-          <w:bCs/>
-          <w:sz w:val="28"/>
-        </w:rPr>
-        <w:t>驗收與申訴：買家取書後可確認訂單或提出書況申訴，申訴案件將凍結撥款並進入人工仲裁。</w:t>
+          <w:rFonts w:asciiTheme="majorEastAsia" w:eastAsiaTheme="majorEastAsia" w:hAnsiTheme="majorEastAsia"/>
+          <w:bCs/>
+          <w:sz w:val="28"/>
+        </w:rPr>
+      </w:pPr>
+      <w:r>
+        <w:rPr>
+          <w:rFonts w:asciiTheme="majorEastAsia" w:eastAsiaTheme="majorEastAsia" w:hAnsiTheme="majorEastAsia" w:hint="eastAsia"/>
+          <w:bCs/>
+          <w:sz w:val="28"/>
+        </w:rPr>
+        <w:t>驗收與申訴：買家取書後可確認訂單或提出書況申訴，申訴期間凍結撥款並由管理員仲裁。</w:t>
       </w:r>
     </w:p>
     <w:p>
@@ -965,18 +981,18 @@
         <w:ind w:leftChars="0" w:left="1560"/>
         <w:jc w:val="both"/>
         <w:rPr>
-          <w:rFonts w:asciiTheme="majorEastAsia" w:eastAsiaTheme="majorEastAsia" w:hAnsiTheme="majorEastAsia" w:hint="eastAsia"/>
-          <w:bCs/>
-          <w:sz w:val="28"/>
-        </w:rPr>
-      </w:pPr>
-      <w:r>
-        <w:rPr>
-          <w:rFonts w:asciiTheme="majorEastAsia" w:eastAsiaTheme="majorEastAsia" w:hAnsiTheme="majorEastAsia" w:hint="eastAsia"/>
-          <w:bCs/>
-          <w:sz w:val="28"/>
-        </w:rPr>
-        <w:t>錢包管理：查詢可用餘額、凍結金額、待入帳收益與歷史交易明細。</w:t>
+          <w:rFonts w:asciiTheme="majorEastAsia" w:eastAsiaTheme="majorEastAsia" w:hAnsiTheme="majorEastAsia"/>
+          <w:bCs/>
+          <w:sz w:val="28"/>
+        </w:rPr>
+      </w:pPr>
+      <w:r>
+        <w:rPr>
+          <w:rFonts w:asciiTheme="majorEastAsia" w:eastAsiaTheme="majorEastAsia" w:hAnsiTheme="majorEastAsia" w:hint="eastAsia"/>
+          <w:bCs/>
+          <w:sz w:val="28"/>
+        </w:rPr>
+        <w:t>錢包管理：查詢可用餘額、凍結金額、待入帳收益與歷史交易明細（含轉帳紀錄）。</w:t>
       </w:r>
     </w:p>
     <w:p>
@@ -993,18 +1009,18 @@
         <w:ind w:leftChars="0" w:left="1560"/>
         <w:jc w:val="both"/>
         <w:rPr>
-          <w:rFonts w:asciiTheme="majorEastAsia" w:eastAsiaTheme="majorEastAsia" w:hAnsiTheme="majorEastAsia" w:hint="eastAsia"/>
-          <w:bCs/>
-          <w:sz w:val="28"/>
-        </w:rPr>
-      </w:pPr>
-      <w:r>
-        <w:rPr>
-          <w:rFonts w:asciiTheme="majorEastAsia" w:eastAsiaTheme="majorEastAsia" w:hAnsiTheme="majorEastAsia" w:hint="eastAsia"/>
-          <w:bCs/>
-          <w:sz w:val="28"/>
-        </w:rPr>
-        <w:t>即時通訊：買賣雙方可於系統內以文字訊息溝通書籍細節。</w:t>
+          <w:rFonts w:asciiTheme="majorEastAsia" w:eastAsiaTheme="majorEastAsia" w:hAnsiTheme="majorEastAsia"/>
+          <w:bCs/>
+          <w:sz w:val="28"/>
+        </w:rPr>
+      </w:pPr>
+      <w:r>
+        <w:rPr>
+          <w:rFonts w:asciiTheme="majorEastAsia" w:eastAsiaTheme="majorEastAsia" w:hAnsiTheme="majorEastAsia" w:hint="eastAsia"/>
+          <w:bCs/>
+          <w:sz w:val="28"/>
+        </w:rPr>
+        <w:t>即時通訊：一對一與群組聊天、圖片與語音訊息、回覆、編輯與收回、聊天室釘選與靜音、封鎖及暱稱設定。</w:t>
       </w:r>
     </w:p>
     <w:p>
@@ -1021,18 +1037,567 @@
         <w:ind w:leftChars="0" w:left="1701" w:hanging="501"/>
         <w:jc w:val="both"/>
         <w:rPr>
-          <w:rFonts w:asciiTheme="majorEastAsia" w:eastAsiaTheme="majorEastAsia" w:hAnsiTheme="majorEastAsia" w:hint="eastAsia"/>
-          <w:bCs/>
-          <w:sz w:val="28"/>
-        </w:rPr>
-      </w:pPr>
-      <w:r>
-        <w:rPr>
-          <w:rFonts w:asciiTheme="majorEastAsia" w:eastAsiaTheme="majorEastAsia" w:hAnsiTheme="majorEastAsia" w:hint="eastAsia"/>
-          <w:bCs/>
-          <w:sz w:val="28"/>
-        </w:rPr>
-        <w:t>社群互動：產生專屬個人QR Code供分享，並累積會員等級與成就紀錄。</w:t>
+          <w:rFonts w:asciiTheme="majorEastAsia" w:eastAsiaTheme="majorEastAsia" w:hAnsiTheme="majorEastAsia"/>
+          <w:bCs/>
+          <w:sz w:val="28"/>
+        </w:rPr>
+      </w:pPr>
+      <w:r>
+        <w:rPr>
+          <w:rFonts w:asciiTheme="majorEastAsia" w:eastAsiaTheme="majorEastAsia" w:hAnsiTheme="majorEastAsia" w:hint="eastAsia"/>
+          <w:bCs/>
+          <w:sz w:val="28"/>
+        </w:rPr>
+        <w:t>書籍預約與代幣轉帳：買家可於聊天室向賣家申請保留書籍，並可直接轉帳或發起請款。</w:t>
+      </w:r>
+    </w:p>
+    <w:p>
+      <w:pPr>
+        <w:pStyle w:val="a3"/>
+        <w:numPr>
+          <w:ilvl w:val="0"/>
+          <w:numId w:val="5"/>
+        </w:numPr>
+        <w:overflowPunct w:val="0"/>
+        <w:adjustRightInd w:val="0"/>
+        <w:snapToGrid w:val="0"/>
+        <w:spacing w:before="60" w:after="60"/>
+        <w:ind w:leftChars="0" w:left="1701" w:hanging="501"/>
+        <w:jc w:val="both"/>
+        <w:rPr>
+          <w:rFonts w:asciiTheme="majorEastAsia" w:eastAsiaTheme="majorEastAsia" w:hAnsiTheme="majorEastAsia"/>
+          <w:bCs/>
+          <w:sz w:val="28"/>
+        </w:rPr>
+      </w:pPr>
+      <w:r>
+        <w:rPr>
+          <w:rFonts w:asciiTheme="majorEastAsia" w:eastAsiaTheme="majorEastAsia" w:hAnsiTheme="majorEastAsia" w:hint="eastAsia"/>
+          <w:bCs/>
+          <w:sz w:val="28"/>
+        </w:rPr>
+        <w:lastRenderedPageBreak/>
+        <w:t>客服與檢舉：線上開立客服工單並追蹤處理進度，亦可檢舉違規書籍或訊息。</w:t>
+      </w:r>
+    </w:p>
+    <w:p>
+      <w:pPr>
+        <w:pStyle w:val="a3"/>
+        <w:numPr>
+          <w:ilvl w:val="0"/>
+          <w:numId w:val="5"/>
+        </w:numPr>
+        <w:overflowPunct w:val="0"/>
+        <w:adjustRightInd w:val="0"/>
+        <w:snapToGrid w:val="0"/>
+        <w:spacing w:before="60" w:after="60"/>
+        <w:ind w:leftChars="0" w:left="1701" w:hanging="501"/>
+        <w:jc w:val="both"/>
+        <w:rPr>
+          <w:rFonts w:asciiTheme="majorEastAsia" w:eastAsiaTheme="majorEastAsia" w:hAnsiTheme="majorEastAsia"/>
+          <w:bCs/>
+          <w:sz w:val="28"/>
+        </w:rPr>
+      </w:pPr>
+      <w:r>
+        <w:rPr>
+          <w:rFonts w:asciiTheme="majorEastAsia" w:eastAsiaTheme="majorEastAsia" w:hAnsiTheme="majorEastAsia" w:hint="eastAsia"/>
+          <w:bCs/>
+          <w:sz w:val="28"/>
+        </w:rPr>
+        <w:t>社群互動：產生專屬個人QR Code供分享，並累積會員等級。</w:t>
+      </w:r>
+    </w:p>
+    <w:p>
+      <w:pPr>
+        <w:pStyle w:val="a3"/>
+        <w:numPr>
+          <w:ilvl w:val="0"/>
+          <w:numId w:val="4"/>
+        </w:numPr>
+        <w:overflowPunct w:val="0"/>
+        <w:adjustRightInd w:val="0"/>
+        <w:snapToGrid w:val="0"/>
+        <w:spacing w:before="60" w:after="60"/>
+        <w:ind w:leftChars="0" w:left="992" w:hanging="357"/>
+        <w:jc w:val="both"/>
+        <w:rPr>
+          <w:rFonts w:asciiTheme="majorEastAsia" w:eastAsiaTheme="majorEastAsia" w:hAnsiTheme="majorEastAsia"/>
+          <w:bCs/>
+          <w:sz w:val="28"/>
+        </w:rPr>
+      </w:pPr>
+      <w:r>
+        <w:rPr>
+          <w:rFonts w:asciiTheme="majorEastAsia" w:eastAsiaTheme="majorEastAsia" w:hAnsiTheme="majorEastAsia" w:hint="eastAsia"/>
+          <w:bCs/>
+          <w:sz w:val="28"/>
+        </w:rPr>
+        <w:t>管理端</w:t>
+      </w:r>
+    </w:p>
+    <w:p>
+      <w:pPr>
+        <w:pStyle w:val="a3"/>
+        <w:numPr>
+          <w:ilvl w:val="0"/>
+          <w:numId w:val="6"/>
+        </w:numPr>
+        <w:overflowPunct w:val="0"/>
+        <w:adjustRightInd w:val="0"/>
+        <w:snapToGrid w:val="0"/>
+        <w:spacing w:before="60" w:after="60"/>
+        <w:ind w:leftChars="0" w:left="1560" w:hanging="294"/>
+        <w:jc w:val="both"/>
+        <w:rPr>
+          <w:rFonts w:asciiTheme="majorEastAsia" w:eastAsiaTheme="majorEastAsia" w:hAnsiTheme="majorEastAsia"/>
+          <w:bCs/>
+          <w:sz w:val="28"/>
+        </w:rPr>
+      </w:pPr>
+      <w:r>
+        <w:rPr>
+          <w:rFonts w:asciiTheme="majorEastAsia" w:eastAsiaTheme="majorEastAsia" w:hAnsiTheme="majorEastAsia" w:hint="eastAsia"/>
+          <w:bCs/>
+          <w:sz w:val="28"/>
+        </w:rPr>
+        <w:t>會員管理：查詢會員資料、帳號狀態與交易紀錄，必要時停權、列入黑名單或調整會員等級。</w:t>
+      </w:r>
+    </w:p>
+    <w:p>
+      <w:pPr>
+        <w:pStyle w:val="a3"/>
+        <w:numPr>
+          <w:ilvl w:val="0"/>
+          <w:numId w:val="6"/>
+        </w:numPr>
+        <w:overflowPunct w:val="0"/>
+        <w:adjustRightInd w:val="0"/>
+        <w:snapToGrid w:val="0"/>
+        <w:spacing w:before="60" w:after="60"/>
+        <w:ind w:leftChars="0" w:left="1560" w:hanging="294"/>
+        <w:jc w:val="both"/>
+        <w:rPr>
+          <w:rFonts w:asciiTheme="majorEastAsia" w:eastAsiaTheme="majorEastAsia" w:hAnsiTheme="majorEastAsia"/>
+          <w:bCs/>
+          <w:sz w:val="28"/>
+        </w:rPr>
+      </w:pPr>
+      <w:r>
+        <w:rPr>
+          <w:rFonts w:asciiTheme="majorEastAsia" w:eastAsiaTheme="majorEastAsia" w:hAnsiTheme="majorEastAsia" w:hint="eastAsia"/>
+          <w:bCs/>
+          <w:sz w:val="28"/>
+        </w:rPr>
+        <w:t>仲裁審核：審理買家提出之書況申訴，判定款項應撥付賣家或退還買家。</w:t>
+      </w:r>
+    </w:p>
+    <w:p>
+      <w:pPr>
+        <w:pStyle w:val="a3"/>
+        <w:numPr>
+          <w:ilvl w:val="0"/>
+          <w:numId w:val="6"/>
+        </w:numPr>
+        <w:overflowPunct w:val="0"/>
+        <w:adjustRightInd w:val="0"/>
+        <w:snapToGrid w:val="0"/>
+        <w:spacing w:before="60" w:after="60"/>
+        <w:ind w:leftChars="0" w:left="1560" w:hanging="294"/>
+        <w:jc w:val="both"/>
+        <w:rPr>
+          <w:rFonts w:asciiTheme="majorEastAsia" w:eastAsiaTheme="majorEastAsia" w:hAnsiTheme="majorEastAsia"/>
+          <w:bCs/>
+          <w:sz w:val="28"/>
+        </w:rPr>
+      </w:pPr>
+      <w:r>
+        <w:rPr>
+          <w:rFonts w:asciiTheme="majorEastAsia" w:eastAsiaTheme="majorEastAsia" w:hAnsiTheme="majorEastAsia" w:hint="eastAsia"/>
+          <w:bCs/>
+          <w:sz w:val="28"/>
+        </w:rPr>
+        <w:t>書櫃維運：據點與格位資料之新增、修改、刪除與查詢，並登錄維修紀錄。</w:t>
+      </w:r>
+    </w:p>
+    <w:p>
+      <w:pPr>
+        <w:pStyle w:val="a3"/>
+        <w:numPr>
+          <w:ilvl w:val="0"/>
+          <w:numId w:val="6"/>
+        </w:numPr>
+        <w:overflowPunct w:val="0"/>
+        <w:adjustRightInd w:val="0"/>
+        <w:snapToGrid w:val="0"/>
+        <w:spacing w:before="60" w:after="60"/>
+        <w:ind w:leftChars="0" w:left="1560" w:hanging="294"/>
+        <w:jc w:val="both"/>
+        <w:rPr>
+          <w:rFonts w:asciiTheme="majorEastAsia" w:eastAsiaTheme="majorEastAsia" w:hAnsiTheme="majorEastAsia"/>
+          <w:bCs/>
+          <w:sz w:val="28"/>
+        </w:rPr>
+      </w:pPr>
+      <w:r>
+        <w:rPr>
+          <w:rFonts w:asciiTheme="majorEastAsia" w:eastAsiaTheme="majorEastAsia" w:hAnsiTheme="majorEastAsia" w:hint="eastAsia"/>
+          <w:bCs/>
+          <w:sz w:val="28"/>
+        </w:rPr>
+        <w:t>內容審核與檢舉處理：審核上架書籍、處理書籍與訊息檢舉，違規書籍可強制下架。</w:t>
+      </w:r>
+    </w:p>
+    <w:p>
+      <w:pPr>
+        <w:pStyle w:val="a3"/>
+        <w:numPr>
+          <w:ilvl w:val="0"/>
+          <w:numId w:val="6"/>
+        </w:numPr>
+        <w:overflowPunct w:val="0"/>
+        <w:adjustRightInd w:val="0"/>
+        <w:snapToGrid w:val="0"/>
+        <w:spacing w:before="60" w:after="60"/>
+        <w:ind w:leftChars="0" w:left="1560" w:hanging="294"/>
+        <w:jc w:val="both"/>
+        <w:rPr>
+          <w:rFonts w:asciiTheme="majorEastAsia" w:eastAsiaTheme="majorEastAsia" w:hAnsiTheme="majorEastAsia"/>
+          <w:bCs/>
+          <w:sz w:val="28"/>
+        </w:rPr>
+      </w:pPr>
+      <w:r>
+        <w:rPr>
+          <w:rFonts w:asciiTheme="majorEastAsia" w:eastAsiaTheme="majorEastAsia" w:hAnsiTheme="majorEastAsia" w:hint="eastAsia"/>
+          <w:bCs/>
+          <w:sz w:val="28"/>
+        </w:rPr>
+        <w:t>公告與推播：發布維修通知與活動公告，並推播至使用者裝置。</w:t>
+      </w:r>
+    </w:p>
+    <w:p>
+      <w:pPr>
+        <w:pStyle w:val="a3"/>
+        <w:numPr>
+          <w:ilvl w:val="0"/>
+          <w:numId w:val="6"/>
+        </w:numPr>
+        <w:overflowPunct w:val="0"/>
+        <w:adjustRightInd w:val="0"/>
+        <w:snapToGrid w:val="0"/>
+        <w:spacing w:before="60" w:after="60"/>
+        <w:ind w:leftChars="0" w:left="1560" w:hanging="294"/>
+        <w:jc w:val="both"/>
+        <w:rPr>
+          <w:rFonts w:asciiTheme="majorEastAsia" w:eastAsiaTheme="majorEastAsia" w:hAnsiTheme="majorEastAsia"/>
+          <w:bCs/>
+          <w:sz w:val="28"/>
+        </w:rPr>
+      </w:pPr>
+      <w:r>
+        <w:rPr>
+          <w:rFonts w:asciiTheme="majorEastAsia" w:eastAsiaTheme="majorEastAsia" w:hAnsiTheme="majorEastAsia" w:hint="eastAsia"/>
+          <w:bCs/>
+          <w:sz w:val="28"/>
+        </w:rPr>
+        <w:t>客服與金流管理：回覆客服工單，調整會員錢包代幣並保留帳務紀錄。</w:t>
+      </w:r>
+    </w:p>
+    <w:p>
+      <w:pPr>
+        <w:pStyle w:val="a3"/>
+        <w:numPr>
+          <w:ilvl w:val="0"/>
+          <w:numId w:val="6"/>
+        </w:numPr>
+        <w:overflowPunct w:val="0"/>
+        <w:adjustRightInd w:val="0"/>
+        <w:snapToGrid w:val="0"/>
+        <w:spacing w:before="60" w:after="60"/>
+        <w:ind w:leftChars="0" w:left="1560" w:hanging="294"/>
+        <w:jc w:val="both"/>
+        <w:rPr>
+          <w:rFonts w:asciiTheme="majorEastAsia" w:eastAsiaTheme="majorEastAsia" w:hAnsiTheme="majorEastAsia"/>
+          <w:bCs/>
+          <w:sz w:val="28"/>
+        </w:rPr>
+      </w:pPr>
+      <w:r>
+        <w:rPr>
+          <w:rFonts w:asciiTheme="majorEastAsia" w:eastAsiaTheme="majorEastAsia" w:hAnsiTheme="majorEastAsia" w:hint="eastAsia"/>
+          <w:bCs/>
+          <w:sz w:val="28"/>
+        </w:rPr>
+        <w:t>營運與系統管理：營運報表統計、管理員權限分級、操作紀錄與還原、資料庫備份及法律文件線上編輯。</w:t>
+      </w:r>
+    </w:p>
+    <w:p>
+      <w:pPr>
+        <w:pStyle w:val="a3"/>
+        <w:numPr>
+          <w:ilvl w:val="0"/>
+          <w:numId w:val="4"/>
+        </w:numPr>
+        <w:overflowPunct w:val="0"/>
+        <w:adjustRightInd w:val="0"/>
+        <w:snapToGrid w:val="0"/>
+        <w:spacing w:before="60" w:after="60"/>
+        <w:ind w:leftChars="0" w:left="993"/>
+        <w:jc w:val="both"/>
+        <w:rPr>
+          <w:rFonts w:asciiTheme="majorEastAsia" w:eastAsiaTheme="majorEastAsia" w:hAnsiTheme="majorEastAsia"/>
+          <w:bCs/>
+          <w:sz w:val="28"/>
+        </w:rPr>
+      </w:pPr>
+      <w:r>
+        <w:rPr>
+          <w:rFonts w:asciiTheme="majorEastAsia" w:eastAsiaTheme="majorEastAsia" w:hAnsiTheme="majorEastAsia" w:hint="eastAsia"/>
+          <w:bCs/>
+          <w:sz w:val="28"/>
+        </w:rPr>
+        <w:t>智慧書櫃端</w:t>
+      </w:r>
+    </w:p>
+    <w:p>
+      <w:pPr>
+        <w:pStyle w:val="a3"/>
+        <w:numPr>
+          <w:ilvl w:val="0"/>
+          <w:numId w:val="7"/>
+        </w:numPr>
+        <w:overflowPunct w:val="0"/>
+        <w:adjustRightInd w:val="0"/>
+        <w:snapToGrid w:val="0"/>
+        <w:spacing w:before="60" w:after="60"/>
+        <w:ind w:leftChars="0" w:left="1560" w:hanging="294"/>
+        <w:jc w:val="both"/>
+        <w:rPr>
+          <w:rFonts w:asciiTheme="majorEastAsia" w:eastAsiaTheme="majorEastAsia" w:hAnsiTheme="majorEastAsia"/>
+          <w:bCs/>
+          <w:sz w:val="28"/>
+        </w:rPr>
+      </w:pPr>
+      <w:r>
+        <w:rPr>
+          <w:rFonts w:asciiTheme="majorEastAsia" w:eastAsiaTheme="majorEastAsia" w:hAnsiTheme="majorEastAsia" w:hint="eastAsia"/>
+          <w:bCs/>
+          <w:sz w:val="28"/>
+        </w:rPr>
+        <w:t>掃碼開櫃：顯示動態QR Code，經雲端驗證後驅動步進馬達開啟對應格位。</w:t>
+      </w:r>
+    </w:p>
+    <w:p>
+      <w:pPr>
+        <w:pStyle w:val="a3"/>
+        <w:numPr>
+          <w:ilvl w:val="0"/>
+          <w:numId w:val="7"/>
+        </w:numPr>
+        <w:overflowPunct w:val="0"/>
+        <w:adjustRightInd w:val="0"/>
+        <w:snapToGrid w:val="0"/>
+        <w:spacing w:before="60" w:after="60"/>
+        <w:ind w:leftChars="0" w:left="1560" w:hanging="294"/>
+        <w:jc w:val="both"/>
+        <w:rPr>
+          <w:rFonts w:asciiTheme="majorEastAsia" w:eastAsiaTheme="majorEastAsia" w:hAnsiTheme="majorEastAsia"/>
+          <w:bCs/>
+          <w:sz w:val="28"/>
+        </w:rPr>
+      </w:pPr>
+      <w:r>
+        <w:rPr>
+          <w:rFonts w:asciiTheme="majorEastAsia" w:eastAsiaTheme="majorEastAsia" w:hAnsiTheme="majorEastAsia" w:hint="eastAsia"/>
+          <w:bCs/>
+          <w:sz w:val="28"/>
+        </w:rPr>
+        <w:t>狀態回報：即時回報格位使用狀態與設備連線情形，格位全滿時於前端標註「已滿」。</w:t>
+      </w:r>
+    </w:p>
+    <w:p>
+      <w:pPr>
+        <w:pStyle w:val="a3"/>
+        <w:overflowPunct w:val="0"/>
+        <w:adjustRightInd w:val="0"/>
+        <w:snapToGrid w:val="0"/>
+        <w:spacing w:before="60" w:after="60"/>
+        <w:ind w:leftChars="0" w:left="1560"/>
+        <w:jc w:val="both"/>
+        <w:rPr>
+          <w:rFonts w:asciiTheme="majorEastAsia" w:eastAsiaTheme="majorEastAsia" w:hAnsiTheme="majorEastAsia"/>
+          <w:bCs/>
+          <w:sz w:val="28"/>
+        </w:rPr>
+      </w:pPr>
+    </w:p>
+    <w:p>
+      <w:pPr>
+        <w:pStyle w:val="a3"/>
+        <w:numPr>
+          <w:ilvl w:val="0"/>
+          <w:numId w:val="2"/>
+        </w:numPr>
+        <w:overflowPunct w:val="0"/>
+        <w:adjustRightInd w:val="0"/>
+        <w:snapToGrid w:val="0"/>
+        <w:spacing w:before="60" w:after="60"/>
+        <w:ind w:leftChars="0" w:left="720"/>
+        <w:jc w:val="both"/>
+        <w:rPr>
+          <w:rFonts w:asciiTheme="majorEastAsia" w:eastAsiaTheme="majorEastAsia" w:hAnsiTheme="majorEastAsia"/>
+          <w:b/>
+          <w:sz w:val="28"/>
+        </w:rPr>
+      </w:pPr>
+      <w:r>
+        <w:rPr>
+          <w:rFonts w:asciiTheme="majorEastAsia" w:eastAsiaTheme="majorEastAsia" w:hAnsiTheme="majorEastAsia"/>
+          <w:b/>
+          <w:sz w:val="28"/>
+        </w:rPr>
+        <w:t>系統特色</w:t>
+      </w:r>
+    </w:p>
+    <w:p>
+      <w:pPr>
+        <w:pStyle w:val="a3"/>
+        <w:numPr>
+          <w:ilvl w:val="0"/>
+          <w:numId w:val="8"/>
+        </w:numPr>
+        <w:overflowPunct w:val="0"/>
+        <w:adjustRightInd w:val="0"/>
+        <w:snapToGrid w:val="0"/>
+        <w:spacing w:before="60" w:after="60"/>
+        <w:ind w:leftChars="0" w:left="1204" w:hanging="571"/>
+        <w:jc w:val="both"/>
+        <w:rPr>
+          <w:rFonts w:asciiTheme="majorEastAsia" w:eastAsiaTheme="majorEastAsia" w:hAnsiTheme="majorEastAsia"/>
+          <w:bCs/>
+          <w:sz w:val="28"/>
+        </w:rPr>
+      </w:pPr>
+      <w:r>
+        <w:rPr>
+          <w:rFonts w:asciiTheme="majorEastAsia" w:eastAsiaTheme="majorEastAsia" w:hAnsiTheme="majorEastAsia" w:hint="eastAsia"/>
+          <w:bCs/>
+          <w:sz w:val="28"/>
+        </w:rPr>
+        <w:t>操作門檻低：以ISBN掃描取代人工鍵入，並採用直覺化介面設計，縮短新使用者的學習曲線。</w:t>
+      </w:r>
+    </w:p>
+    <w:p>
+      <w:pPr>
+        <w:pStyle w:val="a3"/>
+        <w:numPr>
+          <w:ilvl w:val="0"/>
+          <w:numId w:val="8"/>
+        </w:numPr>
+        <w:overflowPunct w:val="0"/>
+        <w:adjustRightInd w:val="0"/>
+        <w:snapToGrid w:val="0"/>
+        <w:spacing w:before="60" w:after="60"/>
+        <w:ind w:leftChars="0" w:left="1204" w:hanging="571"/>
+        <w:jc w:val="both"/>
+        <w:rPr>
+          <w:rFonts w:asciiTheme="majorEastAsia" w:eastAsiaTheme="majorEastAsia" w:hAnsiTheme="majorEastAsia"/>
+          <w:bCs/>
+          <w:sz w:val="28"/>
+        </w:rPr>
+      </w:pPr>
+      <w:r>
+        <w:rPr>
+          <w:rFonts w:asciiTheme="majorEastAsia" w:eastAsiaTheme="majorEastAsia" w:hAnsiTheme="majorEastAsia" w:hint="eastAsia"/>
+          <w:bCs/>
+          <w:sz w:val="28"/>
+        </w:rPr>
+        <w:t>全天候非同步交易：實體書櫃24小時無人化運作，買賣雙方無須碰面，亦不受營業時間限制。</w:t>
+      </w:r>
+    </w:p>
+    <w:p>
+      <w:pPr>
+        <w:pStyle w:val="a3"/>
+        <w:numPr>
+          <w:ilvl w:val="0"/>
+          <w:numId w:val="8"/>
+        </w:numPr>
+        <w:overflowPunct w:val="0"/>
+        <w:adjustRightInd w:val="0"/>
+        <w:snapToGrid w:val="0"/>
+        <w:spacing w:before="60" w:after="60"/>
+        <w:ind w:leftChars="0" w:left="1204" w:hanging="571"/>
+        <w:jc w:val="both"/>
+        <w:rPr>
+          <w:rFonts w:asciiTheme="majorEastAsia" w:eastAsiaTheme="majorEastAsia" w:hAnsiTheme="majorEastAsia"/>
+          <w:bCs/>
+          <w:sz w:val="28"/>
+        </w:rPr>
+      </w:pPr>
+      <w:r>
+        <w:rPr>
+          <w:rFonts w:asciiTheme="majorEastAsia" w:eastAsiaTheme="majorEastAsia" w:hAnsiTheme="majorEastAsia" w:hint="eastAsia"/>
+          <w:bCs/>
+          <w:sz w:val="28"/>
+        </w:rPr>
+        <w:t>交易資訊透明：上架書況照片搭配取貨當下開櫃驗收，並輔以申訴仲裁流程，建立雙向信任。</w:t>
+      </w:r>
+    </w:p>
+    <w:p>
+      <w:pPr>
+        <w:pStyle w:val="a3"/>
+        <w:numPr>
+          <w:ilvl w:val="0"/>
+          <w:numId w:val="8"/>
+        </w:numPr>
+        <w:overflowPunct w:val="0"/>
+        <w:adjustRightInd w:val="0"/>
+        <w:snapToGrid w:val="0"/>
+        <w:spacing w:before="60" w:after="60"/>
+        <w:ind w:leftChars="0" w:left="1204" w:hanging="571"/>
+        <w:jc w:val="both"/>
+        <w:rPr>
+          <w:rFonts w:asciiTheme="majorEastAsia" w:eastAsiaTheme="majorEastAsia" w:hAnsiTheme="majorEastAsia"/>
+          <w:bCs/>
+          <w:sz w:val="28"/>
+        </w:rPr>
+      </w:pPr>
+      <w:r>
+        <w:rPr>
+          <w:rFonts w:asciiTheme="majorEastAsia" w:eastAsiaTheme="majorEastAsia" w:hAnsiTheme="majorEastAsia" w:hint="eastAsia"/>
+          <w:bCs/>
+          <w:sz w:val="28"/>
+        </w:rPr>
+        <w:t>款項託管與自動撥款：以平台錢包託管價金，待買家確認取書後撥款，金流操作須通過交易密碼或生物辨識驗證。</w:t>
+      </w:r>
+    </w:p>
+    <w:p>
+      <w:pPr>
+        <w:pStyle w:val="a3"/>
+        <w:numPr>
+          <w:ilvl w:val="0"/>
+          <w:numId w:val="8"/>
+        </w:numPr>
+        <w:overflowPunct w:val="0"/>
+        <w:adjustRightInd w:val="0"/>
+        <w:snapToGrid w:val="0"/>
+        <w:spacing w:before="60" w:after="60"/>
+        <w:ind w:leftChars="0" w:left="1204" w:hanging="571"/>
+        <w:jc w:val="both"/>
+        <w:rPr>
+          <w:rFonts w:asciiTheme="majorEastAsia" w:eastAsiaTheme="majorEastAsia" w:hAnsiTheme="majorEastAsia"/>
+          <w:bCs/>
+          <w:sz w:val="28"/>
+        </w:rPr>
+      </w:pPr>
+      <w:r>
+        <w:rPr>
+          <w:rFonts w:asciiTheme="majorEastAsia" w:eastAsiaTheme="majorEastAsia" w:hAnsiTheme="majorEastAsia" w:hint="eastAsia"/>
+          <w:bCs/>
+          <w:sz w:val="28"/>
+        </w:rPr>
+        <w:t>分層式系統架構：系統依職責劃分為表現層與終端存取、安全閘道與代理層、業務邏輯與應用層及資料持久層，落實關注點分離，兼顧可維護性與可擴展性。</w:t>
       </w:r>
     </w:p>
     <w:p>
@@ -1041,16 +1606,16 @@
         <w:pageBreakBefore/>
         <w:numPr>
           <w:ilvl w:val="0"/>
-          <w:numId w:val="4"/>
-        </w:numPr>
-        <w:overflowPunct w:val="0"/>
-        <w:adjustRightInd w:val="0"/>
-        <w:snapToGrid w:val="0"/>
-        <w:spacing w:before="60" w:after="60"/>
-        <w:ind w:leftChars="0" w:left="992" w:hanging="357"/>
-        <w:jc w:val="both"/>
-        <w:rPr>
-          <w:rFonts w:asciiTheme="majorEastAsia" w:eastAsiaTheme="majorEastAsia" w:hAnsiTheme="majorEastAsia" w:hint="eastAsia"/>
+          <w:numId w:val="8"/>
+        </w:numPr>
+        <w:overflowPunct w:val="0"/>
+        <w:adjustRightInd w:val="0"/>
+        <w:snapToGrid w:val="0"/>
+        <w:spacing w:before="60" w:after="60"/>
+        <w:ind w:leftChars="0" w:left="1208" w:hanging="573"/>
+        <w:jc w:val="both"/>
+        <w:rPr>
+          <w:rFonts w:asciiTheme="majorEastAsia" w:eastAsiaTheme="majorEastAsia" w:hAnsiTheme="majorEastAsia"/>
           <w:bCs/>
           <w:sz w:val="28"/>
         </w:rPr>
@@ -1062,241 +1627,73 @@
           <w:sz w:val="28"/>
         </w:rPr>
         <w:lastRenderedPageBreak/>
-        <w:t>管理端</w:t>
-      </w:r>
-    </w:p>
-    <w:p>
-      <w:pPr>
-        <w:pStyle w:val="a3"/>
-        <w:numPr>
-          <w:ilvl w:val="0"/>
-          <w:numId w:val="6"/>
-        </w:numPr>
-        <w:overflowPunct w:val="0"/>
-        <w:adjustRightInd w:val="0"/>
-        <w:snapToGrid w:val="0"/>
-        <w:spacing w:before="60" w:after="60"/>
-        <w:ind w:leftChars="0" w:left="1560" w:hanging="294"/>
-        <w:jc w:val="both"/>
-        <w:rPr>
-          <w:rFonts w:asciiTheme="majorEastAsia" w:eastAsiaTheme="majorEastAsia" w:hAnsiTheme="majorEastAsia" w:hint="eastAsia"/>
-          <w:bCs/>
-          <w:sz w:val="28"/>
-        </w:rPr>
-      </w:pPr>
-      <w:r>
-        <w:rPr>
-          <w:rFonts w:asciiTheme="majorEastAsia" w:eastAsiaTheme="majorEastAsia" w:hAnsiTheme="majorEastAsia" w:hint="eastAsia"/>
-          <w:bCs/>
-          <w:sz w:val="28"/>
-        </w:rPr>
-        <w:t>會員管理：查詢會員基本資料、帳號狀態、會員等級與違規紀錄，必要時停權或列入黑名單。</w:t>
-      </w:r>
-    </w:p>
-    <w:p>
-      <w:pPr>
-        <w:pStyle w:val="a3"/>
-        <w:numPr>
-          <w:ilvl w:val="0"/>
-          <w:numId w:val="6"/>
-        </w:numPr>
-        <w:overflowPunct w:val="0"/>
-        <w:adjustRightInd w:val="0"/>
-        <w:snapToGrid w:val="0"/>
-        <w:spacing w:before="60" w:after="60"/>
-        <w:ind w:leftChars="0" w:left="1560" w:hanging="294"/>
-        <w:jc w:val="both"/>
-        <w:rPr>
-          <w:rFonts w:asciiTheme="majorEastAsia" w:eastAsiaTheme="majorEastAsia" w:hAnsiTheme="majorEastAsia" w:hint="eastAsia"/>
-          <w:bCs/>
-          <w:sz w:val="28"/>
-        </w:rPr>
-      </w:pPr>
-      <w:r>
-        <w:rPr>
-          <w:rFonts w:asciiTheme="majorEastAsia" w:eastAsiaTheme="majorEastAsia" w:hAnsiTheme="majorEastAsia" w:hint="eastAsia"/>
-          <w:bCs/>
-          <w:sz w:val="28"/>
-        </w:rPr>
-        <w:t>仲裁審核：審理買家提出之書況申訴，判定款項應撥付賣家或退還買家。</w:t>
-      </w:r>
-    </w:p>
-    <w:p>
-      <w:pPr>
-        <w:pStyle w:val="a3"/>
-        <w:numPr>
-          <w:ilvl w:val="0"/>
-          <w:numId w:val="6"/>
-        </w:numPr>
-        <w:overflowPunct w:val="0"/>
-        <w:adjustRightInd w:val="0"/>
-        <w:snapToGrid w:val="0"/>
-        <w:spacing w:before="60" w:after="60"/>
-        <w:ind w:leftChars="0" w:left="1560" w:hanging="294"/>
-        <w:jc w:val="both"/>
-        <w:rPr>
-          <w:rFonts w:asciiTheme="majorEastAsia" w:eastAsiaTheme="majorEastAsia" w:hAnsiTheme="majorEastAsia" w:hint="eastAsia"/>
-          <w:bCs/>
-          <w:sz w:val="28"/>
-        </w:rPr>
-      </w:pPr>
-      <w:r>
-        <w:rPr>
-          <w:rFonts w:asciiTheme="majorEastAsia" w:eastAsiaTheme="majorEastAsia" w:hAnsiTheme="majorEastAsia" w:hint="eastAsia"/>
-          <w:bCs/>
-          <w:sz w:val="28"/>
-        </w:rPr>
-        <w:t>書櫃維運：據點與格位資料之新增、修改、刪除與查詢，並可調閱開門紀錄與連線狀態。</w:t>
-      </w:r>
-    </w:p>
-    <w:p>
-      <w:pPr>
-        <w:pStyle w:val="a3"/>
-        <w:numPr>
-          <w:ilvl w:val="0"/>
-          <w:numId w:val="6"/>
-        </w:numPr>
-        <w:overflowPunct w:val="0"/>
-        <w:adjustRightInd w:val="0"/>
-        <w:snapToGrid w:val="0"/>
-        <w:spacing w:before="60" w:after="60"/>
-        <w:ind w:leftChars="0" w:left="1560" w:hanging="294"/>
-        <w:jc w:val="both"/>
-        <w:rPr>
-          <w:rFonts w:asciiTheme="majorEastAsia" w:eastAsiaTheme="majorEastAsia" w:hAnsiTheme="majorEastAsia" w:hint="eastAsia"/>
-          <w:bCs/>
-          <w:sz w:val="28"/>
-        </w:rPr>
-      </w:pPr>
-      <w:r>
-        <w:rPr>
-          <w:rFonts w:asciiTheme="majorEastAsia" w:eastAsiaTheme="majorEastAsia" w:hAnsiTheme="majorEastAsia" w:hint="eastAsia"/>
-          <w:bCs/>
-          <w:sz w:val="28"/>
-        </w:rPr>
-        <w:t>內容審核與檢舉處理：審核上架書籍與使用者資料，處理檢舉案件。</w:t>
-      </w:r>
-    </w:p>
-    <w:p>
-      <w:pPr>
-        <w:pStyle w:val="a3"/>
-        <w:numPr>
-          <w:ilvl w:val="0"/>
-          <w:numId w:val="6"/>
-        </w:numPr>
-        <w:overflowPunct w:val="0"/>
-        <w:adjustRightInd w:val="0"/>
-        <w:snapToGrid w:val="0"/>
-        <w:spacing w:before="60" w:after="60"/>
-        <w:ind w:leftChars="0" w:left="1560" w:hanging="294"/>
-        <w:jc w:val="both"/>
-        <w:rPr>
-          <w:rFonts w:asciiTheme="majorEastAsia" w:eastAsiaTheme="majorEastAsia" w:hAnsiTheme="majorEastAsia" w:hint="eastAsia"/>
-          <w:bCs/>
-          <w:sz w:val="28"/>
-        </w:rPr>
-      </w:pPr>
-      <w:r>
-        <w:rPr>
-          <w:rFonts w:asciiTheme="majorEastAsia" w:eastAsiaTheme="majorEastAsia" w:hAnsiTheme="majorEastAsia" w:hint="eastAsia"/>
-          <w:bCs/>
-          <w:sz w:val="28"/>
-        </w:rPr>
-        <w:t>公告發布：撰寫維修通知與活動訊息，並設定公告之發布與到期時間。</w:t>
-      </w:r>
-    </w:p>
-    <w:p>
-      <w:pPr>
-        <w:pStyle w:val="a3"/>
-        <w:numPr>
-          <w:ilvl w:val="0"/>
-          <w:numId w:val="4"/>
-        </w:numPr>
-        <w:overflowPunct w:val="0"/>
-        <w:adjustRightInd w:val="0"/>
-        <w:snapToGrid w:val="0"/>
-        <w:spacing w:before="60" w:after="60"/>
-        <w:ind w:leftChars="0" w:left="993"/>
-        <w:jc w:val="both"/>
-        <w:rPr>
-          <w:rFonts w:asciiTheme="majorEastAsia" w:eastAsiaTheme="majorEastAsia" w:hAnsiTheme="majorEastAsia" w:hint="eastAsia"/>
-          <w:bCs/>
-          <w:sz w:val="28"/>
-        </w:rPr>
-      </w:pPr>
-      <w:r>
-        <w:rPr>
-          <w:rFonts w:asciiTheme="majorEastAsia" w:eastAsiaTheme="majorEastAsia" w:hAnsiTheme="majorEastAsia" w:hint="eastAsia"/>
-          <w:bCs/>
-          <w:sz w:val="28"/>
-        </w:rPr>
-        <w:t>智慧書櫃端</w:t>
-      </w:r>
-    </w:p>
-    <w:p>
-      <w:pPr>
-        <w:pStyle w:val="a3"/>
-        <w:numPr>
-          <w:ilvl w:val="0"/>
-          <w:numId w:val="7"/>
-        </w:numPr>
-        <w:overflowPunct w:val="0"/>
-        <w:adjustRightInd w:val="0"/>
-        <w:snapToGrid w:val="0"/>
-        <w:spacing w:before="60" w:after="60"/>
-        <w:ind w:leftChars="0" w:left="1560" w:hanging="294"/>
-        <w:jc w:val="both"/>
-        <w:rPr>
-          <w:rFonts w:asciiTheme="majorEastAsia" w:eastAsiaTheme="majorEastAsia" w:hAnsiTheme="majorEastAsia" w:hint="eastAsia"/>
-          <w:bCs/>
-          <w:sz w:val="28"/>
-        </w:rPr>
-      </w:pPr>
-      <w:r>
-        <w:rPr>
-          <w:rFonts w:asciiTheme="majorEastAsia" w:eastAsiaTheme="majorEastAsia" w:hAnsiTheme="majorEastAsia" w:hint="eastAsia"/>
-          <w:bCs/>
-          <w:sz w:val="28"/>
-        </w:rPr>
-        <w:t>掃碼開櫃：顯示動態QR Code，經雲端驗證後驅動步進馬達開啟對應格位。</w:t>
-      </w:r>
-    </w:p>
-    <w:p>
-      <w:pPr>
-        <w:pStyle w:val="a3"/>
-        <w:numPr>
-          <w:ilvl w:val="0"/>
-          <w:numId w:val="7"/>
-        </w:numPr>
-        <w:overflowPunct w:val="0"/>
-        <w:adjustRightInd w:val="0"/>
-        <w:snapToGrid w:val="0"/>
-        <w:spacing w:before="60" w:after="60"/>
-        <w:ind w:leftChars="0" w:left="1560" w:hanging="294"/>
-        <w:jc w:val="both"/>
-        <w:rPr>
-          <w:rFonts w:asciiTheme="majorEastAsia" w:eastAsiaTheme="majorEastAsia" w:hAnsiTheme="majorEastAsia"/>
-          <w:bCs/>
-          <w:sz w:val="28"/>
-        </w:rPr>
-      </w:pPr>
-      <w:r>
-        <w:rPr>
-          <w:rFonts w:asciiTheme="majorEastAsia" w:eastAsiaTheme="majorEastAsia" w:hAnsiTheme="majorEastAsia" w:hint="eastAsia"/>
-          <w:bCs/>
-          <w:sz w:val="28"/>
-        </w:rPr>
-        <w:t>狀態回報：即時回報格位使用狀態與設備連線情形，格位全滿時於前端標註「已滿」。</w:t>
-      </w:r>
-    </w:p>
-    <w:p>
-      <w:pPr>
-        <w:pStyle w:val="a3"/>
-        <w:overflowPunct w:val="0"/>
-        <w:adjustRightInd w:val="0"/>
-        <w:snapToGrid w:val="0"/>
-        <w:spacing w:before="60" w:after="60"/>
-        <w:ind w:leftChars="0" w:left="1560"/>
+        <w:t>資訊安全設計：採JWT搭配登入裝置工作階段進行身分驗證與權限控管，密碼與交易密碼皆以雜湊方式儲存，敏感操作須再次驗證並設有頻率限制；資料庫僅開放內部網路連線，並透過Prisma物件關聯對映降低SQL隱碼攻擊風險，對外則以Cloudflare提供WAF防護與全站加密傳輸。</w:t>
+      </w:r>
+    </w:p>
+    <w:p>
+      <w:pPr>
+        <w:pStyle w:val="a3"/>
+        <w:numPr>
+          <w:ilvl w:val="0"/>
+          <w:numId w:val="8"/>
+        </w:numPr>
+        <w:overflowPunct w:val="0"/>
+        <w:adjustRightInd w:val="0"/>
+        <w:snapToGrid w:val="0"/>
+        <w:spacing w:before="60" w:after="60"/>
+        <w:ind w:leftChars="0" w:left="1204" w:hanging="571"/>
+        <w:jc w:val="both"/>
+        <w:rPr>
+          <w:rFonts w:asciiTheme="majorEastAsia" w:eastAsiaTheme="majorEastAsia" w:hAnsiTheme="majorEastAsia"/>
+          <w:bCs/>
+          <w:sz w:val="28"/>
+        </w:rPr>
+      </w:pPr>
+      <w:r>
+        <w:rPr>
+          <w:rFonts w:asciiTheme="majorEastAsia" w:eastAsiaTheme="majorEastAsia" w:hAnsiTheme="majorEastAsia" w:hint="eastAsia"/>
+          <w:bCs/>
+          <w:sz w:val="28"/>
+        </w:rPr>
+        <w:t>低成本可複製硬體：書櫃採模組化設計並以3D列印製作，具備高度客製化彈性，便於逐步擴增據點。</w:t>
+      </w:r>
+    </w:p>
+    <w:p>
+      <w:pPr>
+        <w:pStyle w:val="a3"/>
+        <w:numPr>
+          <w:ilvl w:val="0"/>
+          <w:numId w:val="8"/>
+        </w:numPr>
+        <w:overflowPunct w:val="0"/>
+        <w:adjustRightInd w:val="0"/>
+        <w:snapToGrid w:val="0"/>
+        <w:spacing w:before="60" w:after="60"/>
+        <w:ind w:leftChars="0" w:left="1204" w:hanging="571"/>
+        <w:jc w:val="both"/>
+        <w:rPr>
+          <w:rFonts w:asciiTheme="majorEastAsia" w:eastAsiaTheme="majorEastAsia" w:hAnsiTheme="majorEastAsia"/>
+          <w:bCs/>
+          <w:sz w:val="28"/>
+        </w:rPr>
+      </w:pPr>
+      <w:r>
+        <w:rPr>
+          <w:rFonts w:asciiTheme="majorEastAsia" w:eastAsiaTheme="majorEastAsia" w:hAnsiTheme="majorEastAsia" w:hint="eastAsia"/>
+          <w:bCs/>
+          <w:sz w:val="28"/>
+        </w:rPr>
+        <w:t>跨裝置與多語系：支援手機、平板與電腦並依螢幕尺寸調整版面，提供繁中、簡中、英、日、韓五種語言與深色模式。</w:t>
+      </w:r>
+    </w:p>
+    <w:p>
+      <w:pPr>
+        <w:pStyle w:val="a3"/>
+        <w:overflowPunct w:val="0"/>
+        <w:adjustRightInd w:val="0"/>
+        <w:snapToGrid w:val="0"/>
+        <w:spacing w:before="60" w:after="60"/>
+        <w:ind w:leftChars="0" w:left="1204"/>
         <w:jc w:val="both"/>
         <w:rPr>
           <w:rFonts w:asciiTheme="majorEastAsia" w:eastAsiaTheme="majorEastAsia" w:hAnsiTheme="majorEastAsia"/>
@@ -1330,15 +1727,15 @@
           <w:b/>
           <w:sz w:val="28"/>
         </w:rPr>
-        <w:t>系統特色</w:t>
-      </w:r>
-    </w:p>
-    <w:p>
-      <w:pPr>
-        <w:pStyle w:val="a3"/>
-        <w:numPr>
-          <w:ilvl w:val="0"/>
-          <w:numId w:val="8"/>
+        <w:t>系統開發工具與技術</w:t>
+      </w:r>
+    </w:p>
+    <w:p>
+      <w:pPr>
+        <w:pStyle w:val="a3"/>
+        <w:numPr>
+          <w:ilvl w:val="0"/>
+          <w:numId w:val="9"/>
         </w:numPr>
         <w:overflowPunct w:val="0"/>
         <w:adjustRightInd w:val="0"/>
@@ -1347,26 +1744,26 @@
         <w:ind w:leftChars="0" w:left="1204" w:hanging="571"/>
         <w:jc w:val="both"/>
         <w:rPr>
-          <w:rFonts w:asciiTheme="majorEastAsia" w:eastAsiaTheme="majorEastAsia" w:hAnsiTheme="majorEastAsia" w:hint="eastAsia"/>
-          <w:bCs/>
-          <w:sz w:val="28"/>
-        </w:rPr>
-      </w:pPr>
-      <w:r>
-        <w:rPr>
-          <w:rFonts w:asciiTheme="majorEastAsia" w:eastAsiaTheme="majorEastAsia" w:hAnsiTheme="majorEastAsia" w:hint="eastAsia"/>
-          <w:bCs/>
-          <w:sz w:val="28"/>
-        </w:rPr>
-        <w:t>操作門檻低：以ISBN掃描取代人工鍵入，並採用直覺化介面設計，縮短新使用者的學習曲線。</w:t>
-      </w:r>
-    </w:p>
-    <w:p>
-      <w:pPr>
-        <w:pStyle w:val="a3"/>
-        <w:numPr>
-          <w:ilvl w:val="0"/>
-          <w:numId w:val="8"/>
+          <w:rFonts w:asciiTheme="majorEastAsia" w:eastAsiaTheme="majorEastAsia" w:hAnsiTheme="majorEastAsia"/>
+          <w:bCs/>
+          <w:sz w:val="28"/>
+        </w:rPr>
+      </w:pPr>
+      <w:r>
+        <w:rPr>
+          <w:rFonts w:asciiTheme="majorEastAsia" w:eastAsiaTheme="majorEastAsia" w:hAnsiTheme="majorEastAsia" w:hint="eastAsia"/>
+          <w:bCs/>
+          <w:sz w:val="28"/>
+        </w:rPr>
+        <w:t>行動應用開發：Flutter（Dart）跨平台框架，支援iOS、iPadOS、Android與macOS，並以Android Studio、Xcode進行建置測試，介面設計採用Figma。</w:t>
+      </w:r>
+    </w:p>
+    <w:p>
+      <w:pPr>
+        <w:pStyle w:val="a3"/>
+        <w:numPr>
+          <w:ilvl w:val="0"/>
+          <w:numId w:val="9"/>
         </w:numPr>
         <w:overflowPunct w:val="0"/>
         <w:adjustRightInd w:val="0"/>
@@ -1375,26 +1772,98 @@
         <w:ind w:leftChars="0" w:left="1204" w:hanging="571"/>
         <w:jc w:val="both"/>
         <w:rPr>
-          <w:rFonts w:asciiTheme="majorEastAsia" w:eastAsiaTheme="majorEastAsia" w:hAnsiTheme="majorEastAsia" w:hint="eastAsia"/>
-          <w:bCs/>
-          <w:sz w:val="28"/>
-        </w:rPr>
-      </w:pPr>
-      <w:r>
-        <w:rPr>
-          <w:rFonts w:asciiTheme="majorEastAsia" w:eastAsiaTheme="majorEastAsia" w:hAnsiTheme="majorEastAsia" w:hint="eastAsia"/>
-          <w:bCs/>
-          <w:sz w:val="28"/>
-        </w:rPr>
-        <w:t>全天候非同步交易：實體書櫃24小時無人化運作，買賣雙方無須碰面，亦不受營業時間限制。</w:t>
-      </w:r>
-    </w:p>
-    <w:p>
-      <w:pPr>
-        <w:pStyle w:val="a3"/>
-        <w:numPr>
-          <w:ilvl w:val="0"/>
-          <w:numId w:val="8"/>
+          <w:rFonts w:asciiTheme="majorEastAsia" w:eastAsiaTheme="majorEastAsia" w:hAnsiTheme="majorEastAsia"/>
+          <w:bCs/>
+          <w:sz w:val="28"/>
+        </w:rPr>
+      </w:pPr>
+      <w:r>
+        <w:rPr>
+          <w:rFonts w:asciiTheme="majorEastAsia" w:eastAsiaTheme="majorEastAsia" w:hAnsiTheme="majorEastAsia" w:hint="eastAsia"/>
+          <w:bCs/>
+          <w:sz w:val="28"/>
+        </w:rPr>
+        <w:t>後端服務：Node.js搭配Express.js框架，提供RESTful API；並使用</w:t>
+      </w:r>
+      <w:proofErr w:type="spellStart"/>
+      <w:r>
+        <w:rPr>
+          <w:rFonts w:asciiTheme="majorEastAsia" w:eastAsiaTheme="majorEastAsia" w:hAnsiTheme="majorEastAsia" w:hint="eastAsia"/>
+          <w:bCs/>
+          <w:sz w:val="28"/>
+        </w:rPr>
+        <w:t>jsonwebtoken</w:t>
+      </w:r>
+      <w:proofErr w:type="spellEnd"/>
+      <w:r>
+        <w:rPr>
+          <w:rFonts w:asciiTheme="majorEastAsia" w:eastAsiaTheme="majorEastAsia" w:hAnsiTheme="majorEastAsia" w:hint="eastAsia"/>
+          <w:bCs/>
+          <w:sz w:val="28"/>
+        </w:rPr>
+        <w:t>、</w:t>
+      </w:r>
+      <w:proofErr w:type="spellStart"/>
+      <w:r>
+        <w:rPr>
+          <w:rFonts w:asciiTheme="majorEastAsia" w:eastAsiaTheme="majorEastAsia" w:hAnsiTheme="majorEastAsia" w:hint="eastAsia"/>
+          <w:bCs/>
+          <w:sz w:val="28"/>
+        </w:rPr>
+        <w:t>bcrypt</w:t>
+      </w:r>
+      <w:proofErr w:type="spellEnd"/>
+      <w:r>
+        <w:rPr>
+          <w:rFonts w:asciiTheme="majorEastAsia" w:eastAsiaTheme="majorEastAsia" w:hAnsiTheme="majorEastAsia" w:hint="eastAsia"/>
+          <w:bCs/>
+          <w:sz w:val="28"/>
+        </w:rPr>
+        <w:t>、</w:t>
+      </w:r>
+      <w:proofErr w:type="spellStart"/>
+      <w:r>
+        <w:rPr>
+          <w:rFonts w:asciiTheme="majorEastAsia" w:eastAsiaTheme="majorEastAsia" w:hAnsiTheme="majorEastAsia" w:hint="eastAsia"/>
+          <w:bCs/>
+          <w:sz w:val="28"/>
+        </w:rPr>
+        <w:t>multer</w:t>
+      </w:r>
+      <w:proofErr w:type="spellEnd"/>
+      <w:r>
+        <w:rPr>
+          <w:rFonts w:asciiTheme="majorEastAsia" w:eastAsiaTheme="majorEastAsia" w:hAnsiTheme="majorEastAsia" w:hint="eastAsia"/>
+          <w:bCs/>
+          <w:sz w:val="28"/>
+        </w:rPr>
+        <w:t>等套件，以</w:t>
+      </w:r>
+      <w:proofErr w:type="spellStart"/>
+      <w:r>
+        <w:rPr>
+          <w:rFonts w:asciiTheme="majorEastAsia" w:eastAsiaTheme="majorEastAsia" w:hAnsiTheme="majorEastAsia" w:hint="eastAsia"/>
+          <w:bCs/>
+          <w:sz w:val="28"/>
+        </w:rPr>
+        <w:t>OpenAPI</w:t>
+      </w:r>
+      <w:proofErr w:type="spellEnd"/>
+      <w:r>
+        <w:rPr>
+          <w:rFonts w:asciiTheme="majorEastAsia" w:eastAsiaTheme="majorEastAsia" w:hAnsiTheme="majorEastAsia" w:hint="eastAsia"/>
+          <w:bCs/>
+          <w:sz w:val="28"/>
+        </w:rPr>
+        <w:t>規格搭配Scalar產出API文件、Postman執行介面測試，並串接Firebase Cloud Messaging推播服務。</w:t>
+      </w:r>
+    </w:p>
+    <w:p>
+      <w:pPr>
+        <w:pStyle w:val="a3"/>
+        <w:numPr>
+          <w:ilvl w:val="0"/>
+          <w:numId w:val="9"/>
         </w:numPr>
         <w:overflowPunct w:val="0"/>
         <w:adjustRightInd w:val="0"/>
@@ -1403,26 +1872,26 @@
         <w:ind w:leftChars="0" w:left="1204" w:hanging="571"/>
         <w:jc w:val="both"/>
         <w:rPr>
-          <w:rFonts w:asciiTheme="majorEastAsia" w:eastAsiaTheme="majorEastAsia" w:hAnsiTheme="majorEastAsia" w:hint="eastAsia"/>
-          <w:bCs/>
-          <w:sz w:val="28"/>
-        </w:rPr>
-      </w:pPr>
-      <w:r>
-        <w:rPr>
-          <w:rFonts w:asciiTheme="majorEastAsia" w:eastAsiaTheme="majorEastAsia" w:hAnsiTheme="majorEastAsia" w:hint="eastAsia"/>
-          <w:bCs/>
-          <w:sz w:val="28"/>
-        </w:rPr>
-        <w:t>交易資訊透明：上架書況照片搭配取貨當下開櫃驗收，並輔以申訴仲裁流程，建立雙向信任。</w:t>
-      </w:r>
-    </w:p>
-    <w:p>
-      <w:pPr>
-        <w:pStyle w:val="a3"/>
-        <w:numPr>
-          <w:ilvl w:val="0"/>
-          <w:numId w:val="8"/>
+          <w:rFonts w:asciiTheme="majorEastAsia" w:eastAsiaTheme="majorEastAsia" w:hAnsiTheme="majorEastAsia"/>
+          <w:bCs/>
+          <w:sz w:val="28"/>
+        </w:rPr>
+      </w:pPr>
+      <w:r>
+        <w:rPr>
+          <w:rFonts w:asciiTheme="majorEastAsia" w:eastAsiaTheme="majorEastAsia" w:hAnsiTheme="majorEastAsia" w:hint="eastAsia"/>
+          <w:bCs/>
+          <w:sz w:val="28"/>
+        </w:rPr>
+        <w:t>資料儲存：MySQL 8.0關聯式資料庫，透過Prisma ORM進行建模與遷移，並以phpMyAdmin作為視覺化管理工具。</w:t>
+      </w:r>
+    </w:p>
+    <w:p>
+      <w:pPr>
+        <w:pStyle w:val="a3"/>
+        <w:numPr>
+          <w:ilvl w:val="0"/>
+          <w:numId w:val="9"/>
         </w:numPr>
         <w:overflowPunct w:val="0"/>
         <w:adjustRightInd w:val="0"/>
@@ -1431,26 +1900,44 @@
         <w:ind w:leftChars="0" w:left="1204" w:hanging="571"/>
         <w:jc w:val="both"/>
         <w:rPr>
-          <w:rFonts w:asciiTheme="majorEastAsia" w:eastAsiaTheme="majorEastAsia" w:hAnsiTheme="majorEastAsia" w:hint="eastAsia"/>
-          <w:bCs/>
-          <w:sz w:val="28"/>
-        </w:rPr>
-      </w:pPr>
-      <w:r>
-        <w:rPr>
-          <w:rFonts w:asciiTheme="majorEastAsia" w:eastAsiaTheme="majorEastAsia" w:hAnsiTheme="majorEastAsia" w:hint="eastAsia"/>
-          <w:bCs/>
-          <w:sz w:val="28"/>
-        </w:rPr>
-        <w:t>款項託管與自動撥款：以平台錢包託管價金，並以存書、取書及確認時限自動推進訂單狀態，減少人工介入。</w:t>
-      </w:r>
-    </w:p>
-    <w:p>
-      <w:pPr>
-        <w:pStyle w:val="a3"/>
-        <w:numPr>
-          <w:ilvl w:val="0"/>
-          <w:numId w:val="8"/>
+          <w:rFonts w:asciiTheme="majorEastAsia" w:eastAsiaTheme="majorEastAsia" w:hAnsiTheme="majorEastAsia"/>
+          <w:bCs/>
+          <w:sz w:val="28"/>
+        </w:rPr>
+      </w:pPr>
+      <w:r>
+        <w:rPr>
+          <w:rFonts w:asciiTheme="majorEastAsia" w:eastAsiaTheme="majorEastAsia" w:hAnsiTheme="majorEastAsia" w:hint="eastAsia"/>
+          <w:bCs/>
+          <w:sz w:val="28"/>
+        </w:rPr>
+        <w:t>物聯網硬體：以ESP32-S3為主控制器，搭配TMC2209驅動器、Nema17步進馬達、TFT觸控顯示模組與SD記憶卡；韌體以C/C++撰寫於Arduino Core for ESP32，電路圖繪製使用</w:t>
+      </w:r>
+      <w:proofErr w:type="spellStart"/>
+      <w:r>
+        <w:rPr>
+          <w:rFonts w:asciiTheme="majorEastAsia" w:eastAsiaTheme="majorEastAsia" w:hAnsiTheme="majorEastAsia" w:hint="eastAsia"/>
+          <w:bCs/>
+          <w:sz w:val="28"/>
+        </w:rPr>
+        <w:t>EasyEDA</w:t>
+      </w:r>
+      <w:proofErr w:type="spellEnd"/>
+      <w:r>
+        <w:rPr>
+          <w:rFonts w:asciiTheme="majorEastAsia" w:eastAsiaTheme="majorEastAsia" w:hAnsiTheme="majorEastAsia" w:hint="eastAsia"/>
+          <w:bCs/>
+          <w:sz w:val="28"/>
+        </w:rPr>
+        <w:t>。</w:t>
+      </w:r>
+    </w:p>
+    <w:p>
+      <w:pPr>
+        <w:pStyle w:val="a3"/>
+        <w:numPr>
+          <w:ilvl w:val="0"/>
+          <w:numId w:val="9"/>
         </w:numPr>
         <w:overflowPunct w:val="0"/>
         <w:adjustRightInd w:val="0"/>
@@ -1459,26 +1946,44 @@
         <w:ind w:leftChars="0" w:left="1204" w:hanging="571"/>
         <w:jc w:val="both"/>
         <w:rPr>
-          <w:rFonts w:asciiTheme="majorEastAsia" w:eastAsiaTheme="majorEastAsia" w:hAnsiTheme="majorEastAsia" w:hint="eastAsia"/>
-          <w:bCs/>
-          <w:sz w:val="28"/>
-        </w:rPr>
-      </w:pPr>
-      <w:r>
-        <w:rPr>
-          <w:rFonts w:asciiTheme="majorEastAsia" w:eastAsiaTheme="majorEastAsia" w:hAnsiTheme="majorEastAsia" w:hint="eastAsia"/>
-          <w:bCs/>
-          <w:sz w:val="28"/>
-        </w:rPr>
-        <w:t>分層式系統架構：系統依職責劃分為表現層與終端存取、安全閘道與代理層、業務邏輯與應用層及資料持久層，落實關注點分離，兼顧可維護性與可擴展性。</w:t>
-      </w:r>
-    </w:p>
-    <w:p>
-      <w:pPr>
-        <w:pStyle w:val="a3"/>
-        <w:numPr>
-          <w:ilvl w:val="0"/>
-          <w:numId w:val="8"/>
+          <w:rFonts w:asciiTheme="majorEastAsia" w:eastAsiaTheme="majorEastAsia" w:hAnsiTheme="majorEastAsia"/>
+          <w:bCs/>
+          <w:sz w:val="28"/>
+        </w:rPr>
+      </w:pPr>
+      <w:r>
+        <w:rPr>
+          <w:rFonts w:asciiTheme="majorEastAsia" w:eastAsiaTheme="majorEastAsia" w:hAnsiTheme="majorEastAsia" w:hint="eastAsia"/>
+          <w:bCs/>
+          <w:sz w:val="28"/>
+        </w:rPr>
+        <w:t>機構與視覺設計：SolidWorks 2025、</w:t>
+      </w:r>
+      <w:proofErr w:type="spellStart"/>
+      <w:r>
+        <w:rPr>
+          <w:rFonts w:asciiTheme="majorEastAsia" w:eastAsiaTheme="majorEastAsia" w:hAnsiTheme="majorEastAsia" w:hint="eastAsia"/>
+          <w:bCs/>
+          <w:sz w:val="28"/>
+        </w:rPr>
+        <w:t>Tinkercad</w:t>
+      </w:r>
+      <w:proofErr w:type="spellEnd"/>
+      <w:r>
+        <w:rPr>
+          <w:rFonts w:asciiTheme="majorEastAsia" w:eastAsiaTheme="majorEastAsia" w:hAnsiTheme="majorEastAsia" w:hint="eastAsia"/>
+          <w:bCs/>
+          <w:sz w:val="28"/>
+        </w:rPr>
+        <w:t>進行3D建模，Bambu Studio切片並以3D列印成型。</w:t>
+      </w:r>
+    </w:p>
+    <w:p>
+      <w:pPr>
+        <w:pStyle w:val="a3"/>
+        <w:numPr>
+          <w:ilvl w:val="0"/>
+          <w:numId w:val="9"/>
         </w:numPr>
         <w:overflowPunct w:val="0"/>
         <w:adjustRightInd w:val="0"/>
@@ -1487,26 +1992,88 @@
         <w:ind w:leftChars="0" w:left="1204" w:hanging="571"/>
         <w:jc w:val="both"/>
         <w:rPr>
-          <w:rFonts w:asciiTheme="majorEastAsia" w:eastAsiaTheme="majorEastAsia" w:hAnsiTheme="majorEastAsia" w:hint="eastAsia"/>
-          <w:bCs/>
-          <w:sz w:val="28"/>
-        </w:rPr>
-      </w:pPr>
-      <w:r>
-        <w:rPr>
-          <w:rFonts w:asciiTheme="majorEastAsia" w:eastAsiaTheme="majorEastAsia" w:hAnsiTheme="majorEastAsia" w:hint="eastAsia"/>
-          <w:bCs/>
-          <w:sz w:val="28"/>
-        </w:rPr>
-        <w:t>資訊安全設計：採JWT進行身分驗證與權限控管，密碼以雜湊方式儲存，資料庫僅開放內部網路連線，並透過Prisma物件關聯對映降低SQL隱碼攻擊風險，對外則以Cloudflare提供WAF防護與全站加密傳輸。</w:t>
-      </w:r>
-    </w:p>
-    <w:p>
-      <w:pPr>
-        <w:pStyle w:val="a3"/>
-        <w:numPr>
-          <w:ilvl w:val="0"/>
-          <w:numId w:val="8"/>
+          <w:rFonts w:asciiTheme="majorEastAsia" w:eastAsiaTheme="majorEastAsia" w:hAnsiTheme="majorEastAsia"/>
+          <w:bCs/>
+          <w:sz w:val="28"/>
+        </w:rPr>
+      </w:pPr>
+      <w:r>
+        <w:rPr>
+          <w:rFonts w:asciiTheme="majorEastAsia" w:eastAsiaTheme="majorEastAsia" w:hAnsiTheme="majorEastAsia" w:hint="eastAsia"/>
+          <w:bCs/>
+          <w:sz w:val="28"/>
+        </w:rPr>
+        <w:t>伺服器與維運：Ubuntu 24.04.4 LTS作業系統、NGINX反向代理、Cloudflare（DNS、CDN與WAF）、OpenSSH與</w:t>
+      </w:r>
+      <w:proofErr w:type="spellStart"/>
+      <w:r>
+        <w:rPr>
+          <w:rFonts w:asciiTheme="majorEastAsia" w:eastAsiaTheme="majorEastAsia" w:hAnsiTheme="majorEastAsia" w:hint="eastAsia"/>
+          <w:bCs/>
+          <w:sz w:val="28"/>
+        </w:rPr>
+        <w:t>sslh</w:t>
+      </w:r>
+      <w:proofErr w:type="spellEnd"/>
+      <w:r>
+        <w:rPr>
+          <w:rFonts w:asciiTheme="majorEastAsia" w:eastAsiaTheme="majorEastAsia" w:hAnsiTheme="majorEastAsia" w:hint="eastAsia"/>
+          <w:bCs/>
+          <w:sz w:val="28"/>
+        </w:rPr>
+        <w:t>遠端維護通道。</w:t>
+      </w:r>
+    </w:p>
+    <w:p>
+      <w:pPr>
+        <w:pStyle w:val="a3"/>
+        <w:overflowPunct w:val="0"/>
+        <w:adjustRightInd w:val="0"/>
+        <w:snapToGrid w:val="0"/>
+        <w:spacing w:before="60" w:after="60"/>
+        <w:ind w:leftChars="0" w:left="1204"/>
+        <w:jc w:val="both"/>
+        <w:rPr>
+          <w:rFonts w:asciiTheme="majorEastAsia" w:eastAsiaTheme="majorEastAsia" w:hAnsiTheme="majorEastAsia"/>
+          <w:bCs/>
+          <w:sz w:val="28"/>
+        </w:rPr>
+      </w:pPr>
+    </w:p>
+    <w:p>
+      <w:pPr>
+        <w:pStyle w:val="a3"/>
+        <w:numPr>
+          <w:ilvl w:val="0"/>
+          <w:numId w:val="2"/>
+        </w:numPr>
+        <w:overflowPunct w:val="0"/>
+        <w:adjustRightInd w:val="0"/>
+        <w:snapToGrid w:val="0"/>
+        <w:spacing w:before="60" w:after="60"/>
+        <w:ind w:leftChars="0" w:left="720"/>
+        <w:jc w:val="both"/>
+        <w:rPr>
+          <w:rFonts w:asciiTheme="majorEastAsia" w:eastAsiaTheme="majorEastAsia" w:hAnsiTheme="majorEastAsia"/>
+          <w:b/>
+          <w:sz w:val="28"/>
+        </w:rPr>
+      </w:pPr>
+      <w:r>
+        <w:rPr>
+          <w:rFonts w:asciiTheme="majorEastAsia" w:eastAsiaTheme="majorEastAsia" w:hAnsiTheme="majorEastAsia"/>
+          <w:b/>
+          <w:sz w:val="28"/>
+        </w:rPr>
+        <w:t>系統使用對象</w:t>
+      </w:r>
+    </w:p>
+    <w:p>
+      <w:pPr>
+        <w:pStyle w:val="a3"/>
+        <w:numPr>
+          <w:ilvl w:val="0"/>
+          <w:numId w:val="10"/>
         </w:numPr>
         <w:overflowPunct w:val="0"/>
         <w:adjustRightInd w:val="0"/>
@@ -1526,7 +2093,83 @@
           <w:bCs/>
           <w:sz w:val="28"/>
         </w:rPr>
-        <w:t>低成本可複製硬體：書櫃採模組化設計並以3D列印製作，具備高度客製化彈性，便於逐步擴增據點。</w:t>
+        <w:t>一般使用者</w:t>
+      </w:r>
+    </w:p>
+    <w:p>
+      <w:pPr>
+        <w:pStyle w:val="a3"/>
+        <w:overflowPunct w:val="0"/>
+        <w:adjustRightInd w:val="0"/>
+        <w:snapToGrid w:val="0"/>
+        <w:spacing w:before="60" w:after="60"/>
+        <w:ind w:leftChars="0" w:left="1202" w:firstLine="482"/>
+        <w:jc w:val="both"/>
+        <w:rPr>
+          <w:rFonts w:asciiTheme="majorEastAsia" w:eastAsiaTheme="majorEastAsia" w:hAnsiTheme="majorEastAsia"/>
+          <w:bCs/>
+          <w:sz w:val="28"/>
+        </w:rPr>
+      </w:pPr>
+      <w:r>
+        <w:rPr>
+          <w:rFonts w:asciiTheme="majorEastAsia" w:eastAsiaTheme="majorEastAsia" w:hAnsiTheme="majorEastAsia" w:hint="eastAsia"/>
+          <w:bCs/>
+          <w:sz w:val="28"/>
+        </w:rPr>
+        <w:t>以大專校院學生為核心族群，包含欲出清閒置教科書之賣方，以及希望以較低價格取得書籍之買方；亦適用於重視交易安全與時間彈性的一般社會大眾。</w:t>
+      </w:r>
+    </w:p>
+    <w:p>
+      <w:pPr>
+        <w:pStyle w:val="a3"/>
+        <w:numPr>
+          <w:ilvl w:val="0"/>
+          <w:numId w:val="10"/>
+        </w:numPr>
+        <w:overflowPunct w:val="0"/>
+        <w:adjustRightInd w:val="0"/>
+        <w:snapToGrid w:val="0"/>
+        <w:spacing w:before="60" w:after="60"/>
+        <w:ind w:leftChars="0" w:left="1204" w:hanging="571"/>
+        <w:jc w:val="both"/>
+        <w:rPr>
+          <w:rFonts w:asciiTheme="majorEastAsia" w:eastAsiaTheme="majorEastAsia" w:hAnsiTheme="majorEastAsia"/>
+          <w:bCs/>
+          <w:sz w:val="28"/>
+        </w:rPr>
+      </w:pPr>
+      <w:r>
+        <w:rPr>
+          <w:rFonts w:asciiTheme="majorEastAsia" w:eastAsiaTheme="majorEastAsia" w:hAnsiTheme="majorEastAsia" w:hint="eastAsia"/>
+          <w:bCs/>
+          <w:sz w:val="28"/>
+        </w:rPr>
+        <w:t>系統管理員</w:t>
+      </w:r>
+    </w:p>
+    <w:p>
+      <w:pPr>
+        <w:pStyle w:val="a3"/>
+        <w:overflowPunct w:val="0"/>
+        <w:adjustRightInd w:val="0"/>
+        <w:snapToGrid w:val="0"/>
+        <w:spacing w:before="60" w:after="60"/>
+        <w:ind w:leftChars="0" w:left="1202" w:firstLine="482"/>
+        <w:jc w:val="both"/>
+        <w:rPr>
+          <w:rFonts w:asciiTheme="majorEastAsia" w:eastAsiaTheme="majorEastAsia" w:hAnsiTheme="majorEastAsia"/>
+          <w:bCs/>
+          <w:sz w:val="28"/>
+        </w:rPr>
+      </w:pPr>
+      <w:r>
+        <w:rPr>
+          <w:rFonts w:asciiTheme="majorEastAsia" w:eastAsiaTheme="majorEastAsia" w:hAnsiTheme="majorEastAsia" w:hint="eastAsia"/>
+          <w:bCs/>
+          <w:sz w:val="28"/>
+        </w:rPr>
+        <w:t>負責會員管控、內容審核、爭議仲裁、公告發布與書櫃據點維運之平台管理人員。</w:t>
       </w:r>
     </w:p>
     <w:p>
@@ -1535,6 +2178,75 @@
         <w:pageBreakBefore/>
         <w:numPr>
           <w:ilvl w:val="0"/>
+          <w:numId w:val="10"/>
+        </w:numPr>
+        <w:overflowPunct w:val="0"/>
+        <w:adjustRightInd w:val="0"/>
+        <w:snapToGrid w:val="0"/>
+        <w:spacing w:before="60" w:after="60"/>
+        <w:ind w:leftChars="0" w:left="1208" w:hanging="573"/>
+        <w:jc w:val="both"/>
+        <w:rPr>
+          <w:rFonts w:asciiTheme="majorEastAsia" w:eastAsiaTheme="majorEastAsia" w:hAnsiTheme="majorEastAsia"/>
+          <w:bCs/>
+          <w:sz w:val="28"/>
+        </w:rPr>
+      </w:pPr>
+      <w:r>
+        <w:rPr>
+          <w:rFonts w:asciiTheme="majorEastAsia" w:eastAsiaTheme="majorEastAsia" w:hAnsiTheme="majorEastAsia" w:hint="eastAsia"/>
+          <w:bCs/>
+          <w:sz w:val="28"/>
+        </w:rPr>
+        <w:lastRenderedPageBreak/>
+        <w:t>場域合作單位</w:t>
+      </w:r>
+    </w:p>
+    <w:p>
+      <w:pPr>
+        <w:pStyle w:val="a3"/>
+        <w:overflowPunct w:val="0"/>
+        <w:adjustRightInd w:val="0"/>
+        <w:snapToGrid w:val="0"/>
+        <w:spacing w:before="60" w:after="60"/>
+        <w:ind w:leftChars="0" w:left="1202" w:firstLine="482"/>
+        <w:jc w:val="both"/>
+        <w:rPr>
+          <w:rFonts w:asciiTheme="majorEastAsia" w:eastAsiaTheme="majorEastAsia" w:hAnsiTheme="majorEastAsia"/>
+          <w:bCs/>
+          <w:sz w:val="28"/>
+        </w:rPr>
+      </w:pPr>
+      <w:r>
+        <w:rPr>
+          <w:rFonts w:asciiTheme="majorEastAsia" w:eastAsiaTheme="majorEastAsia" w:hAnsiTheme="majorEastAsia" w:hint="eastAsia"/>
+          <w:bCs/>
+          <w:sz w:val="28"/>
+        </w:rPr>
+        <w:t>提供設置空間之學校行政單位或公共空間管理者，可藉由本系統推動校園永續與資源循環之目標。</w:t>
+      </w:r>
+    </w:p>
+    <w:p>
+      <w:pPr>
+        <w:pStyle w:val="a3"/>
+        <w:overflowPunct w:val="0"/>
+        <w:adjustRightInd w:val="0"/>
+        <w:snapToGrid w:val="0"/>
+        <w:spacing w:before="60" w:after="60"/>
+        <w:ind w:leftChars="0" w:left="1202" w:firstLine="482"/>
+        <w:jc w:val="both"/>
+        <w:rPr>
+          <w:rFonts w:asciiTheme="majorEastAsia" w:eastAsiaTheme="majorEastAsia" w:hAnsiTheme="majorEastAsia"/>
+          <w:bCs/>
+          <w:sz w:val="28"/>
+        </w:rPr>
+      </w:pPr>
+    </w:p>
+    <w:p>
+      <w:pPr>
+        <w:pStyle w:val="a3"/>
+        <w:numPr>
+          <w:ilvl w:val="0"/>
           <w:numId w:val="2"/>
         </w:numPr>
         <w:overflowPunct w:val="0"/>
@@ -1555,16 +2267,15 @@
           <w:b/>
           <w:sz w:val="28"/>
         </w:rPr>
-        <w:lastRenderedPageBreak/>
-        <w:t>系統開發工具與技術</w:t>
-      </w:r>
-    </w:p>
-    <w:p>
-      <w:pPr>
-        <w:pStyle w:val="a3"/>
-        <w:numPr>
-          <w:ilvl w:val="0"/>
-          <w:numId w:val="9"/>
+        <w:t>系統使用環境</w:t>
+      </w:r>
+    </w:p>
+    <w:p>
+      <w:pPr>
+        <w:pStyle w:val="a3"/>
+        <w:numPr>
+          <w:ilvl w:val="0"/>
+          <w:numId w:val="11"/>
         </w:numPr>
         <w:overflowPunct w:val="0"/>
         <w:adjustRightInd w:val="0"/>
@@ -1573,26 +2284,26 @@
         <w:ind w:leftChars="0" w:left="1204" w:hanging="571"/>
         <w:jc w:val="both"/>
         <w:rPr>
-          <w:rFonts w:asciiTheme="majorEastAsia" w:eastAsiaTheme="majorEastAsia" w:hAnsiTheme="majorEastAsia" w:hint="eastAsia"/>
-          <w:bCs/>
-          <w:sz w:val="28"/>
-        </w:rPr>
-      </w:pPr>
-      <w:r>
-        <w:rPr>
-          <w:rFonts w:asciiTheme="majorEastAsia" w:eastAsiaTheme="majorEastAsia" w:hAnsiTheme="majorEastAsia" w:hint="eastAsia"/>
-          <w:bCs/>
-          <w:sz w:val="28"/>
-        </w:rPr>
-        <w:t>行動應用開發：Flutter（Dart）跨平台框架，並以Android Studio、Xcode進行建置測試，介面設計採用Figma。</w:t>
-      </w:r>
-    </w:p>
-    <w:p>
-      <w:pPr>
-        <w:pStyle w:val="a3"/>
-        <w:numPr>
-          <w:ilvl w:val="0"/>
-          <w:numId w:val="9"/>
+          <w:rFonts w:asciiTheme="majorEastAsia" w:eastAsiaTheme="majorEastAsia" w:hAnsiTheme="majorEastAsia"/>
+          <w:bCs/>
+          <w:sz w:val="28"/>
+        </w:rPr>
+      </w:pPr>
+      <w:r>
+        <w:rPr>
+          <w:rFonts w:asciiTheme="majorEastAsia" w:eastAsiaTheme="majorEastAsia" w:hAnsiTheme="majorEastAsia" w:hint="eastAsia"/>
+          <w:bCs/>
+          <w:sz w:val="28"/>
+        </w:rPr>
+        <w:t>伺服器端：Ubuntu 24.04.4 LTS或相容之Linux發行版，4核心以上處理器、8GB以上記憶體、50GB以上固態硬碟空間，並具備穩定寬頻與固定IP；軟體環境為Node.js v24.14.1、MySQL 8.0.45與NGINX 1.24.0。</w:t>
+      </w:r>
+    </w:p>
+    <w:p>
+      <w:pPr>
+        <w:pStyle w:val="a3"/>
+        <w:numPr>
+          <w:ilvl w:val="0"/>
+          <w:numId w:val="11"/>
         </w:numPr>
         <w:overflowPunct w:val="0"/>
         <w:adjustRightInd w:val="0"/>
@@ -1601,62 +2312,26 @@
         <w:ind w:leftChars="0" w:left="1204" w:hanging="571"/>
         <w:jc w:val="both"/>
         <w:rPr>
-          <w:rFonts w:asciiTheme="majorEastAsia" w:eastAsiaTheme="majorEastAsia" w:hAnsiTheme="majorEastAsia" w:hint="eastAsia"/>
-          <w:bCs/>
-          <w:sz w:val="28"/>
-        </w:rPr>
-      </w:pPr>
-      <w:r>
-        <w:rPr>
-          <w:rFonts w:asciiTheme="majorEastAsia" w:eastAsiaTheme="majorEastAsia" w:hAnsiTheme="majorEastAsia" w:hint="eastAsia"/>
-          <w:bCs/>
-          <w:sz w:val="28"/>
-        </w:rPr>
-        <w:t>後端服務：Node.js搭配Express.js框架，提供RESTful API；並使用</w:t>
-      </w:r>
-      <w:proofErr w:type="spellStart"/>
-      <w:r>
-        <w:rPr>
-          <w:rFonts w:asciiTheme="majorEastAsia" w:eastAsiaTheme="majorEastAsia" w:hAnsiTheme="majorEastAsia" w:hint="eastAsia"/>
-          <w:bCs/>
-          <w:sz w:val="28"/>
-        </w:rPr>
-        <w:t>jsonwebtoken</w:t>
-      </w:r>
-      <w:proofErr w:type="spellEnd"/>
-      <w:r>
-        <w:rPr>
-          <w:rFonts w:asciiTheme="majorEastAsia" w:eastAsiaTheme="majorEastAsia" w:hAnsiTheme="majorEastAsia" w:hint="eastAsia"/>
-          <w:bCs/>
-          <w:sz w:val="28"/>
-        </w:rPr>
-        <w:t>、</w:t>
-      </w:r>
-      <w:proofErr w:type="spellStart"/>
-      <w:r>
-        <w:rPr>
-          <w:rFonts w:asciiTheme="majorEastAsia" w:eastAsiaTheme="majorEastAsia" w:hAnsiTheme="majorEastAsia" w:hint="eastAsia"/>
-          <w:bCs/>
-          <w:sz w:val="28"/>
-        </w:rPr>
-        <w:t>bcrypt</w:t>
-      </w:r>
-      <w:proofErr w:type="spellEnd"/>
-      <w:r>
-        <w:rPr>
-          <w:rFonts w:asciiTheme="majorEastAsia" w:eastAsiaTheme="majorEastAsia" w:hAnsiTheme="majorEastAsia" w:hint="eastAsia"/>
-          <w:bCs/>
-          <w:sz w:val="28"/>
-        </w:rPr>
-        <w:t>、CORS等套件，另以Swagger產出API文件、Postman執行介面測試。</w:t>
-      </w:r>
-    </w:p>
-    <w:p>
-      <w:pPr>
-        <w:pStyle w:val="a3"/>
-        <w:numPr>
-          <w:ilvl w:val="0"/>
-          <w:numId w:val="9"/>
+          <w:rFonts w:asciiTheme="majorEastAsia" w:eastAsiaTheme="majorEastAsia" w:hAnsiTheme="majorEastAsia"/>
+          <w:bCs/>
+          <w:sz w:val="28"/>
+        </w:rPr>
+      </w:pPr>
+      <w:r>
+        <w:rPr>
+          <w:rFonts w:asciiTheme="majorEastAsia" w:eastAsiaTheme="majorEastAsia" w:hAnsiTheme="majorEastAsia" w:hint="eastAsia"/>
+          <w:bCs/>
+          <w:sz w:val="28"/>
+        </w:rPr>
+        <w:t>管理端：管理功能整合於同一應用程式，管理員登入後即可於iPhone、Android裝置、iPad或Mac操作，無須另行安裝管理軟體。</w:t>
+      </w:r>
+    </w:p>
+    <w:p>
+      <w:pPr>
+        <w:pStyle w:val="a3"/>
+        <w:numPr>
+          <w:ilvl w:val="0"/>
+          <w:numId w:val="11"/>
         </w:numPr>
         <w:overflowPunct w:val="0"/>
         <w:adjustRightInd w:val="0"/>
@@ -1665,26 +2340,26 @@
         <w:ind w:leftChars="0" w:left="1204" w:hanging="571"/>
         <w:jc w:val="both"/>
         <w:rPr>
-          <w:rFonts w:asciiTheme="majorEastAsia" w:eastAsiaTheme="majorEastAsia" w:hAnsiTheme="majorEastAsia" w:hint="eastAsia"/>
-          <w:bCs/>
-          <w:sz w:val="28"/>
-        </w:rPr>
-      </w:pPr>
-      <w:r>
-        <w:rPr>
-          <w:rFonts w:asciiTheme="majorEastAsia" w:eastAsiaTheme="majorEastAsia" w:hAnsiTheme="majorEastAsia" w:hint="eastAsia"/>
-          <w:bCs/>
-          <w:sz w:val="28"/>
-        </w:rPr>
-        <w:t>資料儲存：MySQL 8.0關聯式資料庫，透過Prisma ORM進行建模與遷移，並以phpMyAdmin作為視覺化管理工具。</w:t>
-      </w:r>
-    </w:p>
-    <w:p>
-      <w:pPr>
-        <w:pStyle w:val="a3"/>
-        <w:numPr>
-          <w:ilvl w:val="0"/>
-          <w:numId w:val="9"/>
+          <w:rFonts w:asciiTheme="majorEastAsia" w:eastAsiaTheme="majorEastAsia" w:hAnsiTheme="majorEastAsia"/>
+          <w:bCs/>
+          <w:sz w:val="28"/>
+        </w:rPr>
+      </w:pPr>
+      <w:r>
+        <w:rPr>
+          <w:rFonts w:asciiTheme="majorEastAsia" w:eastAsiaTheme="majorEastAsia" w:hAnsiTheme="majorEastAsia" w:hint="eastAsia"/>
+          <w:bCs/>
+          <w:sz w:val="28"/>
+        </w:rPr>
+        <w:t>使用者行動裝置：iOS／iPadOS 15.5以上、Android 7.0以上或Apple晶片之Mac，須具備相機鏡頭以掃描QR Code及拍攝書況，並具4G/5G行動網路或Wi-Fi連線能力，另需100MB以上安裝空間。</w:t>
+      </w:r>
+    </w:p>
+    <w:p>
+      <w:pPr>
+        <w:pStyle w:val="a3"/>
+        <w:numPr>
+          <w:ilvl w:val="0"/>
+          <w:numId w:val="11"/>
         </w:numPr>
         <w:overflowPunct w:val="0"/>
         <w:adjustRightInd w:val="0"/>
@@ -1693,44 +2368,42 @@
         <w:ind w:leftChars="0" w:left="1204" w:hanging="571"/>
         <w:jc w:val="both"/>
         <w:rPr>
-          <w:rFonts w:asciiTheme="majorEastAsia" w:eastAsiaTheme="majorEastAsia" w:hAnsiTheme="majorEastAsia" w:hint="eastAsia"/>
-          <w:bCs/>
-          <w:sz w:val="28"/>
-        </w:rPr>
-      </w:pPr>
-      <w:r>
-        <w:rPr>
-          <w:rFonts w:asciiTheme="majorEastAsia" w:eastAsiaTheme="majorEastAsia" w:hAnsiTheme="majorEastAsia" w:hint="eastAsia"/>
-          <w:bCs/>
-          <w:sz w:val="28"/>
-        </w:rPr>
-        <w:t>物聯網硬體：以ESP32-S3為主控制器，搭配TMC2209驅動器、Nema17步進馬達、TFT觸控顯示模組與SD記憶卡；韌體以C/C++撰寫於Arduino Core for ESP32，電路圖繪製使用</w:t>
-      </w:r>
-      <w:proofErr w:type="spellStart"/>
-      <w:r>
-        <w:rPr>
-          <w:rFonts w:asciiTheme="majorEastAsia" w:eastAsiaTheme="majorEastAsia" w:hAnsiTheme="majorEastAsia" w:hint="eastAsia"/>
-          <w:bCs/>
-          <w:sz w:val="28"/>
-        </w:rPr>
-        <w:t>EasyEDA</w:t>
-      </w:r>
-      <w:proofErr w:type="spellEnd"/>
-      <w:r>
-        <w:rPr>
-          <w:rFonts w:asciiTheme="majorEastAsia" w:eastAsiaTheme="majorEastAsia" w:hAnsiTheme="majorEastAsia" w:hint="eastAsia"/>
-          <w:bCs/>
-          <w:sz w:val="28"/>
-        </w:rPr>
-        <w:t>。</w:t>
-      </w:r>
-    </w:p>
-    <w:p>
-      <w:pPr>
-        <w:pStyle w:val="a3"/>
-        <w:numPr>
-          <w:ilvl w:val="0"/>
-          <w:numId w:val="9"/>
+          <w:rFonts w:asciiTheme="majorEastAsia" w:eastAsiaTheme="majorEastAsia" w:hAnsiTheme="majorEastAsia"/>
+          <w:bCs/>
+          <w:sz w:val="28"/>
+        </w:rPr>
+      </w:pPr>
+      <w:r>
+        <w:rPr>
+          <w:rFonts w:asciiTheme="majorEastAsia" w:eastAsiaTheme="majorEastAsia" w:hAnsiTheme="majorEastAsia" w:hint="eastAsia"/>
+          <w:bCs/>
+          <w:sz w:val="28"/>
+        </w:rPr>
+        <w:t>智慧書櫃端：ESP32系列開發板搭配步進馬達模組與顯示模組，透過2.4GHz（802.11 b/g/n）Wi-Fi連線，並以DC 5V</w:t>
+      </w:r>
+      <w:r>
+        <w:rPr>
+          <w:rFonts w:asciiTheme="majorEastAsia" w:eastAsiaTheme="majorEastAsia" w:hAnsiTheme="majorEastAsia" w:hint="eastAsia"/>
+          <w:bCs/>
+          <w:sz w:val="28"/>
+        </w:rPr>
+        <w:t>/</w:t>
+      </w:r>
+      <w:r>
+        <w:rPr>
+          <w:rFonts w:asciiTheme="majorEastAsia" w:eastAsiaTheme="majorEastAsia" w:hAnsiTheme="majorEastAsia" w:hint="eastAsia"/>
+          <w:bCs/>
+          <w:sz w:val="28"/>
+        </w:rPr>
+        <w:t>2A以上穩壓電源供電。</w:t>
+      </w:r>
+    </w:p>
+    <w:p>
+      <w:pPr>
+        <w:pStyle w:val="a3"/>
+        <w:numPr>
+          <w:ilvl w:val="0"/>
+          <w:numId w:val="11"/>
         </w:numPr>
         <w:overflowPunct w:val="0"/>
         <w:adjustRightInd w:val="0"/>
@@ -1739,82 +2412,18 @@
         <w:ind w:leftChars="0" w:left="1204" w:hanging="571"/>
         <w:jc w:val="both"/>
         <w:rPr>
-          <w:rFonts w:asciiTheme="majorEastAsia" w:eastAsiaTheme="majorEastAsia" w:hAnsiTheme="majorEastAsia" w:hint="eastAsia"/>
-          <w:bCs/>
-          <w:sz w:val="28"/>
-        </w:rPr>
-      </w:pPr>
-      <w:r>
-        <w:rPr>
-          <w:rFonts w:asciiTheme="majorEastAsia" w:eastAsiaTheme="majorEastAsia" w:hAnsiTheme="majorEastAsia" w:hint="eastAsia"/>
-          <w:bCs/>
-          <w:sz w:val="28"/>
-        </w:rPr>
-        <w:t>機構與視覺設計：SolidWorks 2025、</w:t>
-      </w:r>
-      <w:proofErr w:type="spellStart"/>
-      <w:r>
-        <w:rPr>
-          <w:rFonts w:asciiTheme="majorEastAsia" w:eastAsiaTheme="majorEastAsia" w:hAnsiTheme="majorEastAsia" w:hint="eastAsia"/>
-          <w:bCs/>
-          <w:sz w:val="28"/>
-        </w:rPr>
-        <w:t>Tinkercad</w:t>
-      </w:r>
-      <w:proofErr w:type="spellEnd"/>
-      <w:r>
-        <w:rPr>
-          <w:rFonts w:asciiTheme="majorEastAsia" w:eastAsiaTheme="majorEastAsia" w:hAnsiTheme="majorEastAsia" w:hint="eastAsia"/>
-          <w:bCs/>
-          <w:sz w:val="28"/>
-        </w:rPr>
-        <w:t>進行3D建模，Bambu Studio切片並以3D列印成型。</w:t>
-      </w:r>
-    </w:p>
-    <w:p>
-      <w:pPr>
-        <w:pStyle w:val="a3"/>
-        <w:numPr>
-          <w:ilvl w:val="0"/>
-          <w:numId w:val="9"/>
-        </w:numPr>
-        <w:overflowPunct w:val="0"/>
-        <w:adjustRightInd w:val="0"/>
-        <w:snapToGrid w:val="0"/>
-        <w:spacing w:before="60" w:after="60"/>
-        <w:ind w:leftChars="0" w:left="1204" w:hanging="571"/>
-        <w:jc w:val="both"/>
-        <w:rPr>
-          <w:rFonts w:asciiTheme="majorEastAsia" w:eastAsiaTheme="majorEastAsia" w:hAnsiTheme="majorEastAsia"/>
-          <w:bCs/>
-          <w:sz w:val="28"/>
-        </w:rPr>
-      </w:pPr>
-      <w:r>
-        <w:rPr>
-          <w:rFonts w:asciiTheme="majorEastAsia" w:eastAsiaTheme="majorEastAsia" w:hAnsiTheme="majorEastAsia" w:hint="eastAsia"/>
-          <w:bCs/>
-          <w:sz w:val="28"/>
-        </w:rPr>
-        <w:t>伺服器與維運：Ubuntu 24.04.4 LTS作業系統、NGINX反向代理、Cloudflare（DNS、CDN與WAF）、OpenSSH與</w:t>
-      </w:r>
-      <w:proofErr w:type="spellStart"/>
-      <w:r>
-        <w:rPr>
-          <w:rFonts w:asciiTheme="majorEastAsia" w:eastAsiaTheme="majorEastAsia" w:hAnsiTheme="majorEastAsia" w:hint="eastAsia"/>
-          <w:bCs/>
-          <w:sz w:val="28"/>
-        </w:rPr>
-        <w:t>sslh</w:t>
-      </w:r>
-      <w:proofErr w:type="spellEnd"/>
-      <w:r>
-        <w:rPr>
-          <w:rFonts w:asciiTheme="majorEastAsia" w:eastAsiaTheme="majorEastAsia" w:hAnsiTheme="majorEastAsia" w:hint="eastAsia"/>
-          <w:bCs/>
-          <w:sz w:val="28"/>
-        </w:rPr>
-        <w:t>遠端維護通道。</w:t>
+          <w:rFonts w:asciiTheme="majorEastAsia" w:eastAsiaTheme="majorEastAsia" w:hAnsiTheme="majorEastAsia"/>
+          <w:bCs/>
+          <w:sz w:val="28"/>
+        </w:rPr>
+      </w:pPr>
+      <w:r>
+        <w:rPr>
+          <w:rFonts w:asciiTheme="majorEastAsia" w:eastAsiaTheme="majorEastAsia" w:hAnsiTheme="majorEastAsia" w:hint="eastAsia"/>
+          <w:bCs/>
+          <w:sz w:val="28"/>
+        </w:rPr>
+        <w:t>設置場域：以校園及人流穩定之公共空間為主，需具備穩定電力與無線網路涵蓋。</w:t>
       </w:r>
     </w:p>
     <w:p>
@@ -1827,7 +2436,7 @@
         <w:ind w:leftChars="0" w:left="1204"/>
         <w:jc w:val="both"/>
         <w:rPr>
-          <w:rFonts w:asciiTheme="majorEastAsia" w:eastAsiaTheme="majorEastAsia" w:hAnsiTheme="majorEastAsia" w:hint="eastAsia"/>
+          <w:rFonts w:asciiTheme="majorEastAsia" w:eastAsiaTheme="majorEastAsia" w:hAnsiTheme="majorEastAsia"/>
           <w:bCs/>
           <w:sz w:val="28"/>
         </w:rPr>
@@ -1858,431 +2467,14 @@
           <w:b/>
           <w:sz w:val="28"/>
         </w:rPr>
-        <w:t>系統使用對象</w:t>
-      </w:r>
-    </w:p>
-    <w:p>
-      <w:pPr>
-        <w:pStyle w:val="a3"/>
-        <w:numPr>
-          <w:ilvl w:val="0"/>
-          <w:numId w:val="10"/>
-        </w:numPr>
-        <w:overflowPunct w:val="0"/>
-        <w:adjustRightInd w:val="0"/>
-        <w:snapToGrid w:val="0"/>
-        <w:spacing w:before="60" w:after="60"/>
-        <w:ind w:leftChars="0" w:left="1204" w:hanging="571"/>
-        <w:jc w:val="both"/>
-        <w:rPr>
-          <w:rFonts w:asciiTheme="majorEastAsia" w:eastAsiaTheme="majorEastAsia" w:hAnsiTheme="majorEastAsia" w:hint="eastAsia"/>
-          <w:bCs/>
-          <w:sz w:val="28"/>
-        </w:rPr>
-      </w:pPr>
-      <w:r>
-        <w:rPr>
-          <w:rFonts w:asciiTheme="majorEastAsia" w:eastAsiaTheme="majorEastAsia" w:hAnsiTheme="majorEastAsia" w:hint="eastAsia"/>
-          <w:bCs/>
-          <w:sz w:val="28"/>
-        </w:rPr>
-        <w:t>一般使用者</w:t>
-      </w:r>
-    </w:p>
-    <w:p>
-      <w:pPr>
-        <w:pStyle w:val="a3"/>
-        <w:overflowPunct w:val="0"/>
-        <w:adjustRightInd w:val="0"/>
-        <w:snapToGrid w:val="0"/>
-        <w:spacing w:before="60" w:after="60"/>
-        <w:ind w:leftChars="0" w:left="1202" w:firstLine="482"/>
-        <w:jc w:val="both"/>
-        <w:rPr>
-          <w:rFonts w:asciiTheme="majorEastAsia" w:eastAsiaTheme="majorEastAsia" w:hAnsiTheme="majorEastAsia" w:hint="eastAsia"/>
-          <w:bCs/>
-          <w:sz w:val="28"/>
-        </w:rPr>
-      </w:pPr>
-      <w:r>
-        <w:rPr>
-          <w:rFonts w:asciiTheme="majorEastAsia" w:eastAsiaTheme="majorEastAsia" w:hAnsiTheme="majorEastAsia" w:hint="eastAsia"/>
-          <w:bCs/>
-          <w:sz w:val="28"/>
-        </w:rPr>
-        <w:t>以大專校院學生為核心族群，包含欲出清閒置教科書之賣方，以及希望以較低價格取得書籍之買方；亦適用於重視交易安全與時間彈性的一般社會大眾。</w:t>
-      </w:r>
-    </w:p>
-    <w:p>
-      <w:pPr>
-        <w:pStyle w:val="a3"/>
-        <w:numPr>
-          <w:ilvl w:val="0"/>
-          <w:numId w:val="10"/>
-        </w:numPr>
-        <w:overflowPunct w:val="0"/>
-        <w:adjustRightInd w:val="0"/>
-        <w:snapToGrid w:val="0"/>
-        <w:spacing w:before="60" w:after="60"/>
-        <w:ind w:leftChars="0" w:left="1204" w:hanging="571"/>
-        <w:jc w:val="both"/>
-        <w:rPr>
-          <w:rFonts w:asciiTheme="majorEastAsia" w:eastAsiaTheme="majorEastAsia" w:hAnsiTheme="majorEastAsia" w:hint="eastAsia"/>
-          <w:bCs/>
-          <w:sz w:val="28"/>
-        </w:rPr>
-      </w:pPr>
-      <w:r>
-        <w:rPr>
-          <w:rFonts w:asciiTheme="majorEastAsia" w:eastAsiaTheme="majorEastAsia" w:hAnsiTheme="majorEastAsia" w:hint="eastAsia"/>
-          <w:bCs/>
-          <w:sz w:val="28"/>
-        </w:rPr>
-        <w:t>系統管理員</w:t>
-      </w:r>
-    </w:p>
-    <w:p>
-      <w:pPr>
-        <w:pStyle w:val="a3"/>
-        <w:overflowPunct w:val="0"/>
-        <w:adjustRightInd w:val="0"/>
-        <w:snapToGrid w:val="0"/>
-        <w:spacing w:before="60" w:after="60"/>
-        <w:ind w:leftChars="0" w:left="1202" w:firstLine="482"/>
-        <w:jc w:val="both"/>
-        <w:rPr>
-          <w:rFonts w:asciiTheme="majorEastAsia" w:eastAsiaTheme="majorEastAsia" w:hAnsiTheme="majorEastAsia" w:hint="eastAsia"/>
-          <w:bCs/>
-          <w:sz w:val="28"/>
-        </w:rPr>
-      </w:pPr>
-      <w:r>
-        <w:rPr>
-          <w:rFonts w:asciiTheme="majorEastAsia" w:eastAsiaTheme="majorEastAsia" w:hAnsiTheme="majorEastAsia" w:hint="eastAsia"/>
-          <w:bCs/>
-          <w:sz w:val="28"/>
-        </w:rPr>
-        <w:t>負責會員管控、內容審核、爭議仲裁、公告發布與書櫃據點維運之平台管理人員。</w:t>
-      </w:r>
-    </w:p>
-    <w:p>
-      <w:pPr>
-        <w:pStyle w:val="a3"/>
-        <w:numPr>
-          <w:ilvl w:val="0"/>
-          <w:numId w:val="10"/>
-        </w:numPr>
-        <w:overflowPunct w:val="0"/>
-        <w:adjustRightInd w:val="0"/>
-        <w:snapToGrid w:val="0"/>
-        <w:spacing w:before="60" w:after="60"/>
-        <w:ind w:leftChars="0" w:left="1204" w:hanging="571"/>
-        <w:jc w:val="both"/>
-        <w:rPr>
-          <w:rFonts w:asciiTheme="majorEastAsia" w:eastAsiaTheme="majorEastAsia" w:hAnsiTheme="majorEastAsia" w:hint="eastAsia"/>
-          <w:bCs/>
-          <w:sz w:val="28"/>
-        </w:rPr>
-      </w:pPr>
-      <w:r>
-        <w:rPr>
-          <w:rFonts w:asciiTheme="majorEastAsia" w:eastAsiaTheme="majorEastAsia" w:hAnsiTheme="majorEastAsia" w:hint="eastAsia"/>
-          <w:bCs/>
-          <w:sz w:val="28"/>
-        </w:rPr>
-        <w:t>場域合作單位</w:t>
-      </w:r>
-    </w:p>
-    <w:p>
-      <w:pPr>
-        <w:pStyle w:val="a3"/>
-        <w:overflowPunct w:val="0"/>
-        <w:adjustRightInd w:val="0"/>
-        <w:snapToGrid w:val="0"/>
-        <w:spacing w:before="60" w:after="60"/>
-        <w:ind w:leftChars="0" w:left="1202" w:firstLine="482"/>
-        <w:jc w:val="both"/>
-        <w:rPr>
-          <w:rFonts w:asciiTheme="majorEastAsia" w:eastAsiaTheme="majorEastAsia" w:hAnsiTheme="majorEastAsia"/>
-          <w:bCs/>
-          <w:sz w:val="28"/>
-        </w:rPr>
-      </w:pPr>
-      <w:r>
-        <w:rPr>
-          <w:rFonts w:asciiTheme="majorEastAsia" w:eastAsiaTheme="majorEastAsia" w:hAnsiTheme="majorEastAsia" w:hint="eastAsia"/>
-          <w:bCs/>
-          <w:sz w:val="28"/>
-        </w:rPr>
-        <w:t>提供設置空間之學校行政單位或公共空間管理者，可藉由本系統推動校園永續與資源循環之目標。</w:t>
-      </w:r>
-    </w:p>
-    <w:p>
-      <w:pPr>
-        <w:pStyle w:val="a3"/>
-        <w:overflowPunct w:val="0"/>
-        <w:adjustRightInd w:val="0"/>
-        <w:snapToGrid w:val="0"/>
-        <w:spacing w:before="60" w:after="60"/>
-        <w:ind w:leftChars="0" w:left="1202" w:firstLine="482"/>
-        <w:jc w:val="both"/>
-        <w:rPr>
-          <w:rFonts w:asciiTheme="majorEastAsia" w:eastAsiaTheme="majorEastAsia" w:hAnsiTheme="majorEastAsia" w:hint="eastAsia"/>
-          <w:bCs/>
-          <w:sz w:val="28"/>
-        </w:rPr>
-      </w:pPr>
-    </w:p>
-    <w:p>
-      <w:pPr>
-        <w:pStyle w:val="a3"/>
-        <w:numPr>
-          <w:ilvl w:val="0"/>
-          <w:numId w:val="2"/>
-        </w:numPr>
-        <w:overflowPunct w:val="0"/>
-        <w:adjustRightInd w:val="0"/>
-        <w:snapToGrid w:val="0"/>
-        <w:spacing w:before="60" w:after="60"/>
-        <w:ind w:leftChars="0" w:left="720"/>
-        <w:jc w:val="both"/>
-        <w:rPr>
-          <w:rFonts w:asciiTheme="majorEastAsia" w:eastAsiaTheme="majorEastAsia" w:hAnsiTheme="majorEastAsia"/>
+        <w:t>結</w:t>
+      </w:r>
+      <w:r>
+        <w:rPr>
+          <w:rFonts w:asciiTheme="majorEastAsia" w:eastAsiaTheme="majorEastAsia" w:hAnsiTheme="majorEastAsia" w:hint="eastAsia"/>
           <w:b/>
           <w:sz w:val="28"/>
         </w:rPr>
-      </w:pPr>
-      <w:r>
-        <w:rPr>
-          <w:rFonts w:asciiTheme="majorEastAsia" w:eastAsiaTheme="majorEastAsia" w:hAnsiTheme="majorEastAsia"/>
-          <w:b/>
-          <w:sz w:val="28"/>
-        </w:rPr>
-        <w:t>系統使用環境</w:t>
-      </w:r>
-    </w:p>
-    <w:p>
-      <w:pPr>
-        <w:pStyle w:val="a3"/>
-        <w:numPr>
-          <w:ilvl w:val="0"/>
-          <w:numId w:val="11"/>
-        </w:numPr>
-        <w:overflowPunct w:val="0"/>
-        <w:adjustRightInd w:val="0"/>
-        <w:snapToGrid w:val="0"/>
-        <w:spacing w:before="60" w:after="60"/>
-        <w:ind w:leftChars="0" w:left="1204" w:hanging="571"/>
-        <w:jc w:val="both"/>
-        <w:rPr>
-          <w:rFonts w:asciiTheme="majorEastAsia" w:eastAsiaTheme="majorEastAsia" w:hAnsiTheme="majorEastAsia" w:hint="eastAsia"/>
-          <w:bCs/>
-          <w:sz w:val="28"/>
-        </w:rPr>
-      </w:pPr>
-      <w:r>
-        <w:rPr>
-          <w:rFonts w:asciiTheme="majorEastAsia" w:eastAsiaTheme="majorEastAsia" w:hAnsiTheme="majorEastAsia" w:hint="eastAsia"/>
-          <w:bCs/>
-          <w:sz w:val="28"/>
-        </w:rPr>
-        <w:t>伺服器端：Ubuntu 24.04.4 LTS或相容之Linux發行版，4核心以上處理器、8GB以上記憶體、50GB以上固態硬碟空間，並具備穩定寬頻與固定IP；軟體環境為Node.js v24.14.1、MySQL 8.0.45與NGINX 1.24.0。</w:t>
-      </w:r>
-    </w:p>
-    <w:p>
-      <w:pPr>
-        <w:pStyle w:val="a3"/>
-        <w:numPr>
-          <w:ilvl w:val="0"/>
-          <w:numId w:val="11"/>
-        </w:numPr>
-        <w:overflowPunct w:val="0"/>
-        <w:adjustRightInd w:val="0"/>
-        <w:snapToGrid w:val="0"/>
-        <w:spacing w:before="60" w:after="60"/>
-        <w:ind w:leftChars="0" w:left="1204" w:hanging="571"/>
-        <w:jc w:val="both"/>
-        <w:rPr>
-          <w:rFonts w:asciiTheme="majorEastAsia" w:eastAsiaTheme="majorEastAsia" w:hAnsiTheme="majorEastAsia" w:hint="eastAsia"/>
-          <w:bCs/>
-          <w:sz w:val="28"/>
-        </w:rPr>
-      </w:pPr>
-      <w:r>
-        <w:rPr>
-          <w:rFonts w:asciiTheme="majorEastAsia" w:eastAsiaTheme="majorEastAsia" w:hAnsiTheme="majorEastAsia" w:hint="eastAsia"/>
-          <w:bCs/>
-          <w:sz w:val="28"/>
-        </w:rPr>
-        <w:t>管理端：Windows 10/11或macOS 12以上作業系統，4核心以上處理器與8GB以上記憶體，並使用支援HTML5之現代瀏覽器（Google Chrome、Edge 或 Safari）。</w:t>
-      </w:r>
-    </w:p>
-    <w:p>
-      <w:pPr>
-        <w:pStyle w:val="a3"/>
-        <w:numPr>
-          <w:ilvl w:val="0"/>
-          <w:numId w:val="11"/>
-        </w:numPr>
-        <w:overflowPunct w:val="0"/>
-        <w:adjustRightInd w:val="0"/>
-        <w:snapToGrid w:val="0"/>
-        <w:spacing w:before="60" w:after="60"/>
-        <w:ind w:leftChars="0" w:left="1204" w:hanging="571"/>
-        <w:jc w:val="both"/>
-        <w:rPr>
-          <w:rFonts w:asciiTheme="majorEastAsia" w:eastAsiaTheme="majorEastAsia" w:hAnsiTheme="majorEastAsia" w:hint="eastAsia"/>
-          <w:bCs/>
-          <w:sz w:val="28"/>
-        </w:rPr>
-      </w:pPr>
-      <w:r>
-        <w:rPr>
-          <w:rFonts w:asciiTheme="majorEastAsia" w:eastAsiaTheme="majorEastAsia" w:hAnsiTheme="majorEastAsia" w:hint="eastAsia"/>
-          <w:bCs/>
-          <w:sz w:val="28"/>
-        </w:rPr>
-        <w:lastRenderedPageBreak/>
-        <w:t>使用者行動裝置：iOS 15.5以上或Android 8.0以上，須具備後置相機鏡頭以掃描QR Code及拍攝書況，並具4G/5G行動網路或Wi-Fi連線能力，另需</w:t>
-      </w:r>
-      <w:r>
-        <w:rPr>
-          <w:rFonts w:asciiTheme="majorEastAsia" w:eastAsiaTheme="majorEastAsia" w:hAnsiTheme="majorEastAsia" w:hint="eastAsia"/>
-          <w:bCs/>
-          <w:sz w:val="28"/>
-        </w:rPr>
-        <w:t>1</w:t>
-      </w:r>
-      <w:r>
-        <w:rPr>
-          <w:rFonts w:asciiTheme="majorEastAsia" w:eastAsiaTheme="majorEastAsia" w:hAnsiTheme="majorEastAsia" w:hint="eastAsia"/>
-          <w:bCs/>
-          <w:sz w:val="28"/>
-        </w:rPr>
-        <w:t>00MB以上安裝空間。</w:t>
-      </w:r>
-    </w:p>
-    <w:p>
-      <w:pPr>
-        <w:pStyle w:val="a3"/>
-        <w:numPr>
-          <w:ilvl w:val="0"/>
-          <w:numId w:val="11"/>
-        </w:numPr>
-        <w:overflowPunct w:val="0"/>
-        <w:adjustRightInd w:val="0"/>
-        <w:snapToGrid w:val="0"/>
-        <w:spacing w:before="60" w:after="60"/>
-        <w:ind w:leftChars="0" w:left="1204" w:hanging="571"/>
-        <w:jc w:val="both"/>
-        <w:rPr>
-          <w:rFonts w:asciiTheme="majorEastAsia" w:eastAsiaTheme="majorEastAsia" w:hAnsiTheme="majorEastAsia" w:hint="eastAsia"/>
-          <w:bCs/>
-          <w:sz w:val="28"/>
-        </w:rPr>
-      </w:pPr>
-      <w:r>
-        <w:rPr>
-          <w:rFonts w:asciiTheme="majorEastAsia" w:eastAsiaTheme="majorEastAsia" w:hAnsiTheme="majorEastAsia" w:hint="eastAsia"/>
-          <w:bCs/>
-          <w:sz w:val="28"/>
-        </w:rPr>
-        <w:t>智慧書櫃端：ESP32系列開發板搭配步進馬達模組與顯示模組，透過2.4GHz（802.11 b/g/n）Wi-Fi連線，並以DC 5V</w:t>
-      </w:r>
-      <w:r>
-        <w:rPr>
-          <w:rFonts w:asciiTheme="majorEastAsia" w:eastAsiaTheme="majorEastAsia" w:hAnsiTheme="majorEastAsia" w:hint="eastAsia"/>
-          <w:bCs/>
-          <w:sz w:val="28"/>
-        </w:rPr>
-        <w:t>/</w:t>
-      </w:r>
-      <w:r>
-        <w:rPr>
-          <w:rFonts w:asciiTheme="majorEastAsia" w:eastAsiaTheme="majorEastAsia" w:hAnsiTheme="majorEastAsia" w:hint="eastAsia"/>
-          <w:bCs/>
-          <w:sz w:val="28"/>
-        </w:rPr>
-        <w:t>2A以上穩壓電源供電。</w:t>
-      </w:r>
-    </w:p>
-    <w:p>
-      <w:pPr>
-        <w:pStyle w:val="a3"/>
-        <w:numPr>
-          <w:ilvl w:val="0"/>
-          <w:numId w:val="11"/>
-        </w:numPr>
-        <w:overflowPunct w:val="0"/>
-        <w:adjustRightInd w:val="0"/>
-        <w:snapToGrid w:val="0"/>
-        <w:spacing w:before="60" w:after="60"/>
-        <w:ind w:leftChars="0" w:left="1204" w:hanging="571"/>
-        <w:jc w:val="both"/>
-        <w:rPr>
-          <w:rFonts w:asciiTheme="majorEastAsia" w:eastAsiaTheme="majorEastAsia" w:hAnsiTheme="majorEastAsia"/>
-          <w:bCs/>
-          <w:sz w:val="28"/>
-        </w:rPr>
-      </w:pPr>
-      <w:r>
-        <w:rPr>
-          <w:rFonts w:asciiTheme="majorEastAsia" w:eastAsiaTheme="majorEastAsia" w:hAnsiTheme="majorEastAsia" w:hint="eastAsia"/>
-          <w:bCs/>
-          <w:sz w:val="28"/>
-        </w:rPr>
-        <w:t>設置場域：以校園及人流穩定之公共空間為主，需具備穩定電力與無線網路涵蓋。</w:t>
-      </w:r>
-    </w:p>
-    <w:p>
-      <w:pPr>
-        <w:pStyle w:val="a3"/>
-        <w:overflowPunct w:val="0"/>
-        <w:adjustRightInd w:val="0"/>
-        <w:snapToGrid w:val="0"/>
-        <w:spacing w:before="60" w:after="60"/>
-        <w:ind w:leftChars="0" w:left="1204"/>
-        <w:jc w:val="both"/>
-        <w:rPr>
-          <w:rFonts w:asciiTheme="majorEastAsia" w:eastAsiaTheme="majorEastAsia" w:hAnsiTheme="majorEastAsia"/>
-          <w:bCs/>
-          <w:sz w:val="28"/>
-        </w:rPr>
-      </w:pPr>
-    </w:p>
-    <w:p>
-      <w:pPr>
-        <w:pStyle w:val="a3"/>
-        <w:numPr>
-          <w:ilvl w:val="0"/>
-          <w:numId w:val="2"/>
-        </w:numPr>
-        <w:overflowPunct w:val="0"/>
-        <w:adjustRightInd w:val="0"/>
-        <w:snapToGrid w:val="0"/>
-        <w:spacing w:before="60" w:after="60"/>
-        <w:ind w:leftChars="0" w:left="720"/>
-        <w:jc w:val="both"/>
-        <w:rPr>
-          <w:rFonts w:asciiTheme="majorEastAsia" w:eastAsiaTheme="majorEastAsia" w:hAnsiTheme="majorEastAsia"/>
-          <w:b/>
-          <w:sz w:val="28"/>
-        </w:rPr>
-      </w:pPr>
-      <w:r>
-        <w:rPr>
-          <w:rFonts w:asciiTheme="majorEastAsia" w:eastAsiaTheme="majorEastAsia" w:hAnsiTheme="majorEastAsia"/>
-          <w:b/>
-          <w:sz w:val="28"/>
-        </w:rPr>
-        <w:t>結</w:t>
-      </w:r>
-      <w:r>
-        <w:rPr>
-          <w:rFonts w:asciiTheme="majorEastAsia" w:eastAsiaTheme="majorEastAsia" w:hAnsiTheme="majorEastAsia" w:hint="eastAsia"/>
-          <w:b/>
-          <w:sz w:val="28"/>
-        </w:rPr>
         <w:t>語</w:t>
       </w:r>
       <w:bookmarkEnd w:id="0"/>
@@ -2297,26 +2489,18 @@
         <w:ind w:firstLine="482"/>
         <w:jc w:val="both"/>
         <w:rPr>
-          <w:rFonts w:asciiTheme="majorEastAsia" w:eastAsiaTheme="majorEastAsia" w:hAnsiTheme="majorEastAsia" w:hint="eastAsia"/>
-          <w:bCs/>
-          <w:sz w:val="28"/>
-        </w:rPr>
-      </w:pPr>
-      <w:r>
-        <w:rPr>
-          <w:rFonts w:asciiTheme="majorEastAsia" w:eastAsiaTheme="majorEastAsia" w:hAnsiTheme="majorEastAsia" w:hint="eastAsia"/>
-          <w:bCs/>
-          <w:sz w:val="28"/>
-        </w:rPr>
-        <w:t>本系統以問卷調查所發現之實際痛點為出發點，</w:t>
-      </w:r>
-      <w:r>
-        <w:rPr>
-          <w:rFonts w:asciiTheme="majorEastAsia" w:eastAsiaTheme="majorEastAsia" w:hAnsiTheme="majorEastAsia"/>
-          <w:bCs/>
-          <w:sz w:val="28"/>
-        </w:rPr>
-        <w:t>透過ISBN快速上架、智慧書櫃自助存取、交易管理及個人化推薦等功能，有效改善現有二手書交易流程中的各項痛點，提升交易效率與使用者體驗，降低學生經濟負擔，並實踐永續發展理念，成為兼具實用性、創新性與社會價值的智慧校園應用系統。</w:t>
+          <w:rFonts w:asciiTheme="majorEastAsia" w:eastAsiaTheme="majorEastAsia" w:hAnsiTheme="majorEastAsia"/>
+          <w:bCs/>
+          <w:sz w:val="28"/>
+        </w:rPr>
+      </w:pPr>
+      <w:r>
+        <w:rPr>
+          <w:rFonts w:asciiTheme="majorEastAsia" w:eastAsiaTheme="majorEastAsia" w:hAnsiTheme="majorEastAsia" w:hint="eastAsia"/>
+          <w:bCs/>
+          <w:sz w:val="28"/>
+        </w:rPr>
+        <w:t>本系統以問卷調查所發現之實際痛點為出發點，透過ISBN快速上架、智慧書櫃自助存取、款項託管、即時通訊及個人化推薦等功能，有效改善現有二手書交易流程中的各項痛點，提升交易效率與使用者體驗，降低學生經濟負擔，並實踐永續發展理念，成為兼具實用性、創新性與社會價值的智慧校園應用系統。</w:t>
       </w:r>
     </w:p>
     <w:sectPr>
